--- a/Инфокоммуникационные системы и сети/Лабы 5-9 ответы на контрольные вопросы.docx
+++ b/Инфокоммуникационные системы и сети/Лабы 5-9 ответы на контрольные вопросы.docx
@@ -2,232 +2,155 @@
 <file path=word/document.xml><?xml version="1.0" encoding="utf-8"?>
 <w:document xmlns:wpc="http://schemas.microsoft.com/office/word/2010/wordprocessingCanvas" xmlns:cx="http://schemas.microsoft.com/office/drawing/2014/chartex" xmlns:cx1="http://schemas.microsoft.com/office/drawing/2015/9/8/chartex" xmlns:cx2="http://schemas.microsoft.com/office/drawing/2015/10/21/chartex" xmlns:cx3="http://schemas.microsoft.com/office/drawing/2016/5/9/chartex" xmlns:cx4="http://schemas.microsoft.com/office/drawing/2016/5/10/chartex" xmlns:cx5="http://schemas.microsoft.com/office/drawing/2016/5/11/chartex" xmlns:cx6="http://schemas.microsoft.com/office/drawing/2016/5/12/chartex" xmlns:cx7="http://schemas.microsoft.com/office/drawing/2016/5/13/chartex" xmlns:cx8="http://schemas.microsoft.com/office/drawing/2016/5/14/chartex" xmlns:mc="http://schemas.openxmlformats.org/markup-compatibility/2006" xmlns:aink="http://schemas.microsoft.com/office/drawing/2016/ink" xmlns:am3d="http://schemas.microsoft.com/office/drawing/2017/model3d" xmlns:o="urn:schemas-microsoft-com:office:office" xmlns:oel="http://schemas.microsoft.com/office/2019/extlst" xmlns:r="http://schemas.openxmlformats.org/officeDocument/2006/relationships" xmlns:m="http://schemas.openxmlformats.org/officeDocument/2006/math" xmlns:v="urn:schemas-microsoft-com:vml" xmlns:wp14="http://schemas.microsoft.com/office/word/2010/wordprocessingDrawing" xmlns:wp="http://schemas.openxmlformats.org/drawingml/2006/wordprocessingDrawing" xmlns:w10="urn:schemas-microsoft-com:office:word" xmlns:w="http://schemas.openxmlformats.org/wordprocessingml/2006/main" xmlns:w14="http://schemas.microsoft.com/office/word/2010/wordml" xmlns:w15="http://schemas.microsoft.com/office/word/2012/wordml" xmlns:w16cex="http://schemas.microsoft.com/office/word/2018/wordml/cex" xmlns:w16cid="http://schemas.microsoft.com/office/word/2016/wordml/cid" xmlns:w16="http://schemas.microsoft.com/office/word/2018/wordml" xmlns:w16du="http://schemas.microsoft.com/office/word/2023/wordml/word16du" xmlns:w16sdtdh="http://schemas.microsoft.com/office/word/2020/wordml/sdtdatahash" xmlns:w16sdtfl="http://schemas.microsoft.com/office/word/2024/wordml/sdtformatlock" xmlns:w16se="http://schemas.microsoft.com/office/word/2015/wordml/symex" xmlns:wpg="http://schemas.microsoft.com/office/word/2010/wordprocessingGroup" xmlns:wpi="http://schemas.microsoft.com/office/word/2010/wordprocessingInk" xmlns:wne="http://schemas.microsoft.com/office/word/2006/wordml" xmlns:wps="http://schemas.microsoft.com/office/word/2010/wordprocessingShape" mc:Ignorable="w14 w15 w16se w16cid w16 w16cex w16sdtdh w16sdtfl w16du wp14">
   <w:body>
-    <w:p>
-      <w:pPr>
-        <w:pStyle w:val="a5"/>
-      </w:pPr>
-      <w:r>
-        <w:t xml:space="preserve">1. Опишите отличия работы сетевого концентратора, коммутатора и сетевого маршрутизатора. </w:t>
-      </w:r>
-    </w:p>
-    <w:p>
-      <w:pPr>
-        <w:pStyle w:val="a5"/>
-      </w:pPr>
-      <w:r>
-        <w:t>Ответ</w:t>
-      </w:r>
-      <w:r>
-        <w:t xml:space="preserve">: </w:t>
-      </w:r>
-    </w:p>
-    <w:p>
-      <w:pPr>
-        <w:pStyle w:val="a5"/>
-      </w:pPr>
-      <w:r>
-        <w:t>(Вырезка лабораторной работы 6)</w:t>
-      </w:r>
-      <w:r>
-        <w:t xml:space="preserve">: </w:t>
-      </w:r>
-    </w:p>
-    <w:p>
-      <w:pPr>
-        <w:pStyle w:val="a5"/>
-      </w:pPr>
-      <w:r>
-        <w:t>П</w:t>
-      </w:r>
-      <w:r>
-        <w:t xml:space="preserve">ри создании сети на основе концентратора (Hub) следует учитывать, что концентратор ретранслирует поступивший на один из портов кадр на все оставшиеся порты. </w:t>
-      </w:r>
-    </w:p>
-    <w:p>
-      <w:pPr>
-        <w:pStyle w:val="a5"/>
-      </w:pPr>
-      <w:r>
-        <w:t>Коммутатор (Switch) пересылает поступивший кадр на основе таблицы коммутации только на порт, к которому подключена адресуемая рабочая станция. Номер каждого из портов связан с МАС адресом компьютера, подключенного к этому порту.</w:t>
-      </w:r>
-    </w:p>
-    <w:p>
-      <w:pPr>
-        <w:pStyle w:val="a5"/>
-      </w:pPr>
-      <w:r>
-        <w:t xml:space="preserve">Сетевой маршрутизатор </w:t>
-      </w:r>
-      <w:r>
-        <w:t>(</w:t>
-      </w:r>
-      <w:r>
-        <w:rPr>
-          <w:lang w:val="en-US"/>
-        </w:rPr>
-        <w:t>Router</w:t>
-      </w:r>
-      <w:r>
-        <w:t xml:space="preserve">) </w:t>
-      </w:r>
-      <w:r>
-        <w:t>пересылает пакеты между сегментами сети на основе правил и таблиц маршрутизации</w:t>
-      </w:r>
-      <w:r>
-        <w:t>.</w:t>
-      </w:r>
-    </w:p>
-    <w:p>
-      <w:pPr>
-        <w:pStyle w:val="a5"/>
-      </w:pPr>
-    </w:p>
-    <w:p>
-      <w:pPr>
-        <w:pStyle w:val="a5"/>
-      </w:pPr>
-      <w:r>
-        <w:t xml:space="preserve">2. Какие типы линий связи используются при организации локальной вычислительной сети? Дайте их характеристику. </w:t>
-      </w:r>
-    </w:p>
-    <w:p>
-      <w:pPr>
-        <w:pStyle w:val="a5"/>
-      </w:pPr>
-      <w:r>
-        <w:t>Ответ</w:t>
-      </w:r>
-      <w:r>
-        <w:t>:</w:t>
-      </w:r>
-      <w:r>
-        <w:br/>
-      </w:r>
-      <w:r>
-        <w:tab/>
-      </w:r>
-      <w:r>
-        <w:t xml:space="preserve">Вообще используется 7 типов связи, но чаще всего используются Медные </w:t>
-      </w:r>
-      <w:r>
-        <w:rPr>
-          <w:lang w:val="en-US"/>
-        </w:rPr>
-        <w:t>straight</w:t>
-      </w:r>
-      <w:r>
-        <w:t>-</w:t>
-      </w:r>
-      <w:r>
-        <w:rPr>
-          <w:lang w:val="en-US"/>
-        </w:rPr>
-        <w:t>through</w:t>
-      </w:r>
-      <w:r>
-        <w:t xml:space="preserve"> </w:t>
-      </w:r>
-      <w:r>
-        <w:t xml:space="preserve">и </w:t>
-      </w:r>
-      <w:r>
-        <w:rPr>
-          <w:lang w:val="en-US"/>
-        </w:rPr>
-        <w:t>cross</w:t>
-      </w:r>
-      <w:r>
-        <w:t>-</w:t>
-      </w:r>
-      <w:r>
-        <w:rPr>
-          <w:lang w:val="en-US"/>
-        </w:rPr>
-        <w:t>over</w:t>
-      </w:r>
-      <w:r>
-        <w:t xml:space="preserve"> </w:t>
-      </w:r>
-      <w:r>
-        <w:t xml:space="preserve">провода и телефонная </w:t>
-      </w:r>
-      <w:r>
-        <w:t>(</w:t>
-      </w:r>
-      <w:r>
-        <w:rPr>
-          <w:lang w:val="en-US"/>
-        </w:rPr>
-        <w:t>Phone</w:t>
-      </w:r>
-      <w:r>
-        <w:t>)</w:t>
-      </w:r>
-      <w:r>
-        <w:t xml:space="preserve">. </w:t>
-      </w:r>
-      <w:r>
-        <w:t xml:space="preserve">Первые два являются одним подтипом, разве что работают для устройств разного уровня </w:t>
-      </w:r>
-      <w:r>
-        <w:rPr>
-          <w:lang w:val="en-US"/>
-        </w:rPr>
-        <w:t>OSI</w:t>
-      </w:r>
-      <w:r>
-        <w:t xml:space="preserve"> </w:t>
-      </w:r>
-      <w:r>
-        <w:t>и для одинакового, соответственно. Телефонный же связывает устройства имеющие модемные порты.</w:t>
-      </w:r>
-    </w:p>
-    <w:p>
-      <w:pPr>
-        <w:pStyle w:val="a5"/>
-      </w:pPr>
-      <w:r>
-        <w:t>Остальные 4</w:t>
-      </w:r>
-      <w:r>
-        <w:t xml:space="preserve"> соединения</w:t>
-      </w:r>
-      <w:r>
-        <w:t xml:space="preserve">: </w:t>
-      </w:r>
-      <w:r>
-        <w:t xml:space="preserve">Консольный, Оптоволоконный, </w:t>
-      </w:r>
-      <w:r>
-        <w:t>Коаксиальный</w:t>
-      </w:r>
-      <w:r>
-        <w:t xml:space="preserve"> провода и </w:t>
-      </w:r>
-      <w:r>
-        <w:t>Соединения через последовательные порты</w:t>
-      </w:r>
-      <w:r>
-        <w:t>, используются в довольно исключительных случаях</w:t>
-      </w:r>
-      <w:r>
-        <w:t>.</w:t>
-      </w:r>
-    </w:p>
-    <w:p>
-      <w:pPr>
-        <w:pStyle w:val="a5"/>
-      </w:pPr>
-    </w:p>
+    <w:sdt>
+      <w:sdtPr>
+        <w:id w:val="-692449582"/>
+        <w:docPartObj>
+          <w:docPartGallery w:val="Table of Contents"/>
+          <w:docPartUnique/>
+        </w:docPartObj>
+      </w:sdtPr>
+      <w:sdtEndPr>
+        <w:rPr>
+          <w:b/>
+          <w:bCs/>
+        </w:rPr>
+      </w:sdtEndPr>
+      <w:sdtContent>
+        <w:p>
+          <w:pPr>
+            <w:spacing w:after="160" w:line="278" w:lineRule="auto"/>
+            <w:ind w:firstLine="0"/>
+            <w:jc w:val="center"/>
+            <w:rPr>
+              <w:rFonts w:eastAsiaTheme="majorEastAsia" w:cstheme="majorBidi"/>
+              <w:b/>
+              <w:spacing w:val="-10"/>
+              <w:kern w:val="28"/>
+              <w:szCs w:val="56"/>
+            </w:rPr>
+          </w:pPr>
+          <w:r>
+            <w:t>Справка</w:t>
+          </w:r>
+        </w:p>
+        <w:p>
+          <w:pPr>
+            <w:pStyle w:val="11"/>
+            <w:tabs>
+              <w:tab w:val="right" w:leader="dot" w:pos="9345"/>
+            </w:tabs>
+            <w:ind w:firstLine="0"/>
+            <w:rPr>
+              <w:noProof/>
+            </w:rPr>
+          </w:pPr>
+          <w:r>
+            <w:fldChar w:fldCharType="begin"/>
+          </w:r>
+          <w:r>
+            <w:instrText xml:space="preserve"> TOC \o "1-3" \h \z \u </w:instrText>
+          </w:r>
+          <w:r>
+            <w:fldChar w:fldCharType="separate"/>
+          </w:r>
+          <w:hyperlink w:anchor="_Toc231623052" w:history="1">
+            <w:r>
+              <w:rPr>
+                <w:rStyle w:val="af1"/>
+                <w:noProof/>
+              </w:rPr>
+              <w:t>Лабораторная 5</w:t>
+            </w:r>
+            <w:r>
+              <w:rPr>
+                <w:noProof/>
+                <w:webHidden/>
+              </w:rPr>
+              <w:tab/>
+            </w:r>
+            <w:r>
+              <w:rPr>
+                <w:noProof/>
+                <w:webHidden/>
+              </w:rPr>
+              <w:fldChar w:fldCharType="begin"/>
+            </w:r>
+            <w:r>
+              <w:rPr>
+                <w:noProof/>
+                <w:webHidden/>
+              </w:rPr>
+              <w:instrText xml:space="preserve"> PAGEREF _Toc231623052 \h </w:instrText>
+            </w:r>
+            <w:r>
+              <w:rPr>
+                <w:noProof/>
+                <w:webHidden/>
+              </w:rPr>
+            </w:r>
+            <w:r>
+              <w:rPr>
+                <w:noProof/>
+                <w:webHidden/>
+              </w:rPr>
+              <w:fldChar w:fldCharType="separate"/>
+            </w:r>
+            <w:r>
+              <w:rPr>
+                <w:noProof/>
+                <w:webHidden/>
+              </w:rPr>
+              <w:t>2</w:t>
+            </w:r>
+            <w:r>
+              <w:rPr>
+                <w:noProof/>
+                <w:webHidden/>
+              </w:rPr>
+              <w:fldChar w:fldCharType="end"/>
+            </w:r>
+          </w:hyperlink>
+        </w:p>
+        <w:p>
+          <w:pPr>
+            <w:ind w:firstLine="0"/>
+          </w:pPr>
+          <w:r>
+            <w:rPr>
+              <w:b/>
+              <w:bCs/>
+            </w:rPr>
+            <w:fldChar w:fldCharType="end"/>
+          </w:r>
+        </w:p>
+      </w:sdtContent>
+    </w:sdt>
     <w:p>
       <w:pPr>
         <w:spacing w:after="160" w:line="278" w:lineRule="auto"/>
         <w:ind w:firstLine="0"/>
         <w:jc w:val="left"/>
         <w:rPr>
-          <w:rFonts w:cs="Times New Roman"/>
-          <w:bCs/>
-          <w:szCs w:val="28"/>
+          <w:rFonts w:eastAsiaTheme="majorEastAsia" w:cstheme="majorBidi"/>
+          <w:b/>
+          <w:spacing w:val="-10"/>
+          <w:kern w:val="28"/>
+          <w:szCs w:val="56"/>
+        </w:rPr>
+      </w:pPr>
+    </w:p>
+    <w:p>
+      <w:pPr>
+        <w:spacing w:after="160" w:line="278" w:lineRule="auto"/>
+        <w:ind w:firstLine="0"/>
+        <w:jc w:val="left"/>
+        <w:rPr>
+          <w:rFonts w:eastAsiaTheme="majorEastAsia" w:cstheme="majorBidi"/>
+          <w:b/>
+          <w:spacing w:val="-10"/>
+          <w:kern w:val="28"/>
+          <w:szCs w:val="56"/>
         </w:rPr>
       </w:pPr>
       <w:r>
@@ -236,10 +159,254 @@
     </w:p>
     <w:p>
       <w:pPr>
-        <w:pStyle w:val="a5"/>
-      </w:pPr>
+        <w:pStyle w:val="1"/>
+      </w:pPr>
+      <w:bookmarkStart w:id="0" w:name="_Toc231623052"/>
       <w:r>
         <w:lastRenderedPageBreak/>
+        <w:t>Лабораторная 5</w:t>
+      </w:r>
+      <w:bookmarkEnd w:id="0"/>
+    </w:p>
+    <w:p/>
+    <w:p>
+      <w:pPr>
+        <w:pStyle w:val="a5"/>
+      </w:pPr>
+      <w:r>
+        <w:t xml:space="preserve">1. Опишите отличия работы сетевого концентратора, коммутатора и сетевого маршрутизатора. </w:t>
+      </w:r>
+    </w:p>
+    <w:p>
+      <w:pPr>
+        <w:pStyle w:val="a5"/>
+      </w:pPr>
+      <w:r>
+        <w:t>Ответ</w:t>
+      </w:r>
+      <w:r>
+        <w:t xml:space="preserve">: </w:t>
+      </w:r>
+    </w:p>
+    <w:p>
+      <w:pPr>
+        <w:pStyle w:val="a5"/>
+      </w:pPr>
+      <w:r>
+        <w:t>(Вырезка лабораторной работы 6)</w:t>
+      </w:r>
+      <w:r>
+        <w:t xml:space="preserve">: </w:t>
+      </w:r>
+    </w:p>
+    <w:p>
+      <w:pPr>
+        <w:pStyle w:val="a5"/>
+      </w:pPr>
+      <w:r>
+        <w:t>П</w:t>
+      </w:r>
+      <w:r>
+        <w:t>ри создании сети на основе концентратора (</w:t>
+      </w:r>
+      <w:proofErr w:type="spellStart"/>
+      <w:r>
+        <w:t>Hub</w:t>
+      </w:r>
+      <w:proofErr w:type="spellEnd"/>
+      <w:r>
+        <w:t xml:space="preserve">) следует учитывать, что концентратор ретранслирует поступивший на один из портов кадр на все оставшиеся порты. </w:t>
+      </w:r>
+    </w:p>
+    <w:p>
+      <w:pPr>
+        <w:pStyle w:val="a5"/>
+      </w:pPr>
+      <w:r>
+        <w:t>Коммутатор (</w:t>
+      </w:r>
+      <w:proofErr w:type="spellStart"/>
+      <w:r>
+        <w:t>Switch</w:t>
+      </w:r>
+      <w:proofErr w:type="spellEnd"/>
+      <w:r>
+        <w:t>) пересылает поступивший кадр на основе таблицы коммутации только на порт, к которому подключена адресуемая рабочая станция. Номер каждого из портов связан с МАС адресом компьютера, подключенного к этому порту.</w:t>
+      </w:r>
+    </w:p>
+    <w:p>
+      <w:pPr>
+        <w:pStyle w:val="a5"/>
+      </w:pPr>
+      <w:r>
+        <w:t xml:space="preserve">Сетевой маршрутизатор </w:t>
+      </w:r>
+      <w:r>
+        <w:t>(</w:t>
+      </w:r>
+      <w:r>
+        <w:rPr>
+          <w:lang w:val="en-US"/>
+        </w:rPr>
+        <w:t>Router</w:t>
+      </w:r>
+      <w:r>
+        <w:t xml:space="preserve">) </w:t>
+      </w:r>
+      <w:r>
+        <w:t>пересылает пакеты между сегментами сети на основе правил и таблиц маршрутизации</w:t>
+      </w:r>
+      <w:r>
+        <w:t>.</w:t>
+      </w:r>
+    </w:p>
+    <w:p>
+      <w:pPr>
+        <w:pStyle w:val="a5"/>
+      </w:pPr>
+    </w:p>
+    <w:p>
+      <w:pPr>
+        <w:pStyle w:val="a5"/>
+      </w:pPr>
+      <w:r>
+        <w:t xml:space="preserve">2. Какие типы линий связи используются при организации локальной вычислительной сети? Дайте их характеристику. </w:t>
+      </w:r>
+    </w:p>
+    <w:p>
+      <w:pPr>
+        <w:pStyle w:val="a5"/>
+      </w:pPr>
+      <w:r>
+        <w:t>Ответ</w:t>
+      </w:r>
+      <w:r>
+        <w:t>:</w:t>
+      </w:r>
+      <w:r>
+        <w:br/>
+      </w:r>
+      <w:r>
+        <w:tab/>
+      </w:r>
+      <w:r>
+        <w:t xml:space="preserve">Вообще используется 7 типов связи, но чаще всего используются Медные </w:t>
+      </w:r>
+      <w:r>
+        <w:rPr>
+          <w:lang w:val="en-US"/>
+        </w:rPr>
+        <w:t>straight</w:t>
+      </w:r>
+      <w:r>
+        <w:t>-</w:t>
+      </w:r>
+      <w:r>
+        <w:rPr>
+          <w:lang w:val="en-US"/>
+        </w:rPr>
+        <w:t>through</w:t>
+      </w:r>
+      <w:r>
+        <w:t xml:space="preserve"> </w:t>
+      </w:r>
+      <w:r>
+        <w:t xml:space="preserve">и </w:t>
+      </w:r>
+      <w:r>
+        <w:rPr>
+          <w:lang w:val="en-US"/>
+        </w:rPr>
+        <w:t>cross</w:t>
+      </w:r>
+      <w:r>
+        <w:t>-</w:t>
+      </w:r>
+      <w:r>
+        <w:rPr>
+          <w:lang w:val="en-US"/>
+        </w:rPr>
+        <w:t>over</w:t>
+      </w:r>
+      <w:r>
+        <w:t xml:space="preserve"> </w:t>
+      </w:r>
+      <w:r>
+        <w:t xml:space="preserve">провода и телефонная </w:t>
+      </w:r>
+      <w:r>
+        <w:t>(</w:t>
+      </w:r>
+      <w:r>
+        <w:rPr>
+          <w:lang w:val="en-US"/>
+        </w:rPr>
+        <w:t>Phone</w:t>
+      </w:r>
+      <w:r>
+        <w:t>)</w:t>
+      </w:r>
+      <w:r>
+        <w:t xml:space="preserve">. </w:t>
+      </w:r>
+      <w:r>
+        <w:t xml:space="preserve">Первые два являются одним подтипом, разве что работают для устройств разного уровня </w:t>
+      </w:r>
+      <w:r>
+        <w:rPr>
+          <w:lang w:val="en-US"/>
+        </w:rPr>
+        <w:t>OSI</w:t>
+      </w:r>
+      <w:r>
+        <w:t xml:space="preserve"> </w:t>
+      </w:r>
+      <w:r>
+        <w:t>и для одинакового, соответственно. Телефонный же связывает устройства имеющие модемные порты.</w:t>
+      </w:r>
+    </w:p>
+    <w:p>
+      <w:pPr>
+        <w:pStyle w:val="a5"/>
+      </w:pPr>
+      <w:r>
+        <w:t>Остальные 4</w:t>
+      </w:r>
+      <w:r>
+        <w:t xml:space="preserve"> соединения</w:t>
+      </w:r>
+      <w:r>
+        <w:t xml:space="preserve">: </w:t>
+      </w:r>
+      <w:r>
+        <w:t xml:space="preserve">Консольный, Оптоволоконный, </w:t>
+      </w:r>
+      <w:r>
+        <w:t>Коаксиальный</w:t>
+      </w:r>
+      <w:r>
+        <w:t xml:space="preserve"> провода и </w:t>
+      </w:r>
+      <w:r>
+        <w:t>Соединения через последовательные порты</w:t>
+      </w:r>
+      <w:r>
+        <w:t>, используются в довольно исключительных случаях</w:t>
+      </w:r>
+      <w:r>
+        <w:t>.</w:t>
+      </w:r>
+    </w:p>
+    <w:p>
+      <w:pPr>
+        <w:pStyle w:val="a5"/>
+      </w:pPr>
+    </w:p>
+    <w:p>
+      <w:pPr>
+        <w:pStyle w:val="a5"/>
+      </w:pPr>
+      <w:r>
         <w:t xml:space="preserve">3. Проанализируйте различные топологии компьютерных сетей, их достоинства и недостатки. </w:t>
       </w:r>
     </w:p>
@@ -260,13 +427,7 @@
         <w:pStyle w:val="a5"/>
       </w:pPr>
       <w:r>
-        <w:t>Различают линейную (а), звездообразную (б), кольцевую (в), шинную (г)</w:t>
-      </w:r>
-      <w:r>
-        <w:t xml:space="preserve"> </w:t>
-      </w:r>
-      <w:r>
-        <w:t>и древовидную (д) топологию ЛКС</w:t>
+        <w:t>Различают линейную (а), звездообразную (б), кольцевую (в), шинную (г) и древовидную (д) топологию ЛКС</w:t>
       </w:r>
     </w:p>
     <w:p>
@@ -284,8 +445,10 @@
       </w:pPr>
       <w:r>
         <w:rPr>
-          <w:lang w:val="en-US"/>
-        </w:rPr>
+          <w:noProof/>
+          <w:lang w:val="en-US"/>
+        </w:rPr>
+        <w:lastRenderedPageBreak/>
         <w:drawing>
           <wp:inline distT="0" distB="0" distL="0" distR="0" wp14:anchorId="1682E8ED" wp14:editId="372E80FF">
             <wp:extent cx="5210902" cy="1952898"/>
@@ -302,7 +465,7 @@
                     <pic:cNvPicPr/>
                   </pic:nvPicPr>
                   <pic:blipFill>
-                    <a:blip r:embed="rId4"/>
+                    <a:blip r:embed="rId5"/>
                     <a:stretch>
                       <a:fillRect/>
                     </a:stretch>
@@ -354,8 +517,6 @@
       </w:r>
       <w:r>
         <w:tab/>
-      </w:r>
-      <w:r>
         <w:t>Узел коммутации; Трафик; Мейнфрейм; Хост; Рабочая станция; Подсеть; Шлюз; Маршрутизатор; Звено данных.</w:t>
       </w:r>
     </w:p>
@@ -463,17 +624,11 @@
     <w:p>
       <w:pPr>
         <w:pStyle w:val="a5"/>
-        <w:rPr>
-          <w:lang w:val="en-US"/>
-        </w:rPr>
       </w:pPr>
       <w:r>
         <w:t>Ответ</w:t>
       </w:r>
       <w:r>
-        <w:rPr>
-          <w:lang w:val="en-US"/>
-        </w:rPr>
         <w:t>:</w:t>
       </w:r>
     </w:p>
@@ -507,7 +662,6 @@
         <w:pStyle w:val="a5"/>
       </w:pPr>
       <w:r>
-        <w:lastRenderedPageBreak/>
         <w:t xml:space="preserve">7. Что называется шлюзом сети и для чего он используется? </w:t>
       </w:r>
     </w:p>
@@ -529,21 +683,12 @@
         <w:ind w:firstLine="708"/>
       </w:pPr>
       <w:r>
-        <w:t>Сетевой шлюз (Gateway) представляет собой сетевой интерфейс, через</w:t>
-      </w:r>
-      <w:r>
-        <w:t xml:space="preserve"> </w:t>
-      </w:r>
-      <w:r>
-        <w:t>который сетевые пакеты от устройств одной сети передаются в другие сети и пакеты от устройств других сетей поступают в данную сеть. Поскольку в данной работе моделируется только одна сеть, адрес шлюза задавать не нужно.</w:t>
-      </w:r>
-    </w:p>
-    <w:p>
-      <w:pPr>
-        <w:pStyle w:val="a5"/>
-        <w:rPr>
-          <w:lang w:val="en-US"/>
-        </w:rPr>
+        <w:t>Сетевой шлюз (Gateway) представляет собой сетевой интерфейс, через который сетевые пакеты от устройств одной сети передаются в другие сети и пакеты от устройств других сетей поступают в данную сеть. Поскольку в данной работе моделируется только одна сеть, адрес шлюза задавать не нужно.</w:t>
+      </w:r>
+    </w:p>
+    <w:p>
+      <w:pPr>
+        <w:pStyle w:val="a5"/>
       </w:pPr>
     </w:p>
     <w:p>
@@ -562,9 +707,6 @@
         <w:t>Ответ</w:t>
       </w:r>
       <w:r>
-        <w:rPr>
-          <w:lang w:val="en-US"/>
-        </w:rPr>
         <w:t>:</w:t>
       </w:r>
     </w:p>
@@ -584,9 +726,6 @@
     <w:p>
       <w:pPr>
         <w:pStyle w:val="a5"/>
-        <w:rPr>
-          <w:lang w:val="en-US"/>
-        </w:rPr>
       </w:pPr>
       <w:r>
         <w:t>9. Чем сетевой принтер отличается от обычного принтера, подключенного к компьютеру, входящему в локальную сеть?</w:t>
@@ -663,9 +802,6 @@
     <w:p>
       <w:pPr>
         <w:pStyle w:val="a5"/>
-        <w:rPr>
-          <w:lang w:val="en-US"/>
-        </w:rPr>
       </w:pPr>
       <w:r>
         <w:t>Ответ</w:t>
@@ -701,23 +837,25 @@
         <w:pStyle w:val="a5"/>
       </w:pPr>
       <w:r>
-        <w:t xml:space="preserve">12. Каким образом коммутатор пересылает пакеты между портами при пинговании, если он работает только на канальном уровне? </w:t>
-      </w:r>
-    </w:p>
-    <w:p>
-      <w:pPr>
-        <w:pStyle w:val="a5"/>
-        <w:rPr>
-          <w:lang w:val="en-US"/>
-        </w:rPr>
+        <w:t xml:space="preserve">12. Каким образом коммутатор пересылает пакеты между портами при </w:t>
+      </w:r>
+      <w:proofErr w:type="spellStart"/>
+      <w:r>
+        <w:t>пинговании</w:t>
+      </w:r>
+      <w:proofErr w:type="spellEnd"/>
+      <w:r>
+        <w:t xml:space="preserve">, если он работает только на канальном уровне? </w:t>
+      </w:r>
+    </w:p>
+    <w:p>
+      <w:pPr>
+        <w:pStyle w:val="a5"/>
       </w:pPr>
       <w:r>
         <w:t>Ответ</w:t>
       </w:r>
       <w:r>
-        <w:rPr>
-          <w:lang w:val="en-US"/>
-        </w:rPr>
         <w:t>:</w:t>
       </w:r>
     </w:p>
@@ -726,61 +864,77 @@
         <w:pStyle w:val="a5"/>
       </w:pPr>
       <w:r>
+        <w:t xml:space="preserve">Он действительно работает только на канальном уровне, только </w:t>
+      </w:r>
+      <w:proofErr w:type="spellStart"/>
+      <w:r>
+        <w:t>пингование</w:t>
+      </w:r>
+      <w:proofErr w:type="spellEnd"/>
+      <w:r>
+        <w:t xml:space="preserve"> – есть обёртка для пакетов уровня ниже. Так при </w:t>
+      </w:r>
+      <w:proofErr w:type="spellStart"/>
+      <w:r>
+        <w:t>пинговании</w:t>
+      </w:r>
+      <w:proofErr w:type="spellEnd"/>
+      <w:r>
+        <w:t xml:space="preserve"> передаётся не только </w:t>
+      </w:r>
+      <w:r>
+        <w:rPr>
+          <w:lang w:val="en-US"/>
+        </w:rPr>
+        <w:t>IP</w:t>
+      </w:r>
+      <w:r>
+        <w:t xml:space="preserve">, но и </w:t>
+      </w:r>
+      <w:r>
+        <w:rPr>
+          <w:lang w:val="en-US"/>
+        </w:rPr>
+        <w:t>MAC</w:t>
+      </w:r>
+      <w:r>
+        <w:t xml:space="preserve"> </w:t>
+      </w:r>
+      <w:r>
+        <w:t xml:space="preserve">адрес конечного устройства, а с </w:t>
+      </w:r>
+      <w:r>
+        <w:rPr>
+          <w:lang w:val="en-US"/>
+        </w:rPr>
+        <w:t>MAC</w:t>
+      </w:r>
+      <w:r>
+        <w:t xml:space="preserve"> </w:t>
+      </w:r>
+      <w:r>
+        <w:t>адресами коммутатор уже и работает.</w:t>
+      </w:r>
+    </w:p>
+    <w:p>
+      <w:pPr>
+        <w:pStyle w:val="a5"/>
+      </w:pPr>
+      <w:r>
+        <w:t>13. В каких случаях запускается протокол ARP и какие функции он регламентирует?</w:t>
+      </w:r>
+    </w:p>
+    <w:p>
+      <w:pPr>
+        <w:pStyle w:val="a5"/>
+      </w:pPr>
+    </w:p>
+    <w:p>
+      <w:pPr>
+        <w:pStyle w:val="a5"/>
+      </w:pPr>
+      <w:r>
         <w:lastRenderedPageBreak/>
-        <w:t xml:space="preserve">Он действительно работает только на канальном уровне, только пингование – есть обёртка для пакетов уровня ниже. Так при пинговании передаётся не только </w:t>
-      </w:r>
-      <w:r>
-        <w:rPr>
-          <w:lang w:val="en-US"/>
-        </w:rPr>
-        <w:t>IP</w:t>
-      </w:r>
-      <w:r>
-        <w:t xml:space="preserve">, но и </w:t>
-      </w:r>
-      <w:r>
-        <w:rPr>
-          <w:lang w:val="en-US"/>
-        </w:rPr>
-        <w:t>MAC</w:t>
-      </w:r>
-      <w:r>
-        <w:t xml:space="preserve"> </w:t>
-      </w:r>
-      <w:r>
-        <w:t xml:space="preserve">адрес конечного устройства, а с </w:t>
-      </w:r>
-      <w:r>
-        <w:rPr>
-          <w:lang w:val="en-US"/>
-        </w:rPr>
-        <w:t>MAC</w:t>
-      </w:r>
-      <w:r>
-        <w:t xml:space="preserve"> </w:t>
-      </w:r>
-      <w:r>
-        <w:t>адресами коммутатор уже и работает.</w:t>
-      </w:r>
-    </w:p>
-    <w:p>
-      <w:pPr>
-        <w:pStyle w:val="a5"/>
-      </w:pPr>
-      <w:r>
-        <w:t>13. В каких случаях запускается протокол ARP и какие функции он регламентирует?</w:t>
-      </w:r>
-    </w:p>
-    <w:p>
-      <w:pPr>
-        <w:pStyle w:val="a5"/>
-      </w:pPr>
-    </w:p>
-    <w:p>
-      <w:pPr>
-        <w:pStyle w:val="a5"/>
-      </w:pPr>
-      <w:r>
         <w:t>14. Зачем нужна маска сети и как она используется?</w:t>
       </w:r>
     </w:p>
@@ -820,9 +974,6 @@
     <w:p>
       <w:pPr>
         <w:pStyle w:val="a5"/>
-        <w:rPr>
-          <w:lang w:val="en-US"/>
-        </w:rPr>
       </w:pPr>
       <w:r>
         <w:t>Ответ</w:t>
@@ -835,50 +986,124 @@
       </w:r>
       <w:r>
         <w:tab/>
-      </w:r>
-      <w:r>
-        <w:t xml:space="preserve">А (0) 7 бит – NetID; 24 – HostID; </w:t>
-      </w:r>
-    </w:p>
-    <w:p>
-      <w:pPr>
-        <w:pStyle w:val="a5"/>
-        <w:rPr>
-          <w:lang w:val="en-US"/>
-        </w:rPr>
-      </w:pPr>
-      <w:r>
-        <w:t xml:space="preserve">В (10) 14 бит – NetID; 16 – HostID; </w:t>
-      </w:r>
-    </w:p>
-    <w:p>
-      <w:pPr>
-        <w:pStyle w:val="a5"/>
-        <w:rPr>
-          <w:lang w:val="en-US"/>
-        </w:rPr>
-      </w:pPr>
-      <w:r>
-        <w:t xml:space="preserve">С (110) 21 бит – NetID; 8 – HostID; </w:t>
-      </w:r>
-    </w:p>
-    <w:p>
-      <w:pPr>
-        <w:pStyle w:val="a5"/>
-        <w:rPr>
-          <w:lang w:val="en-US"/>
-        </w:rPr>
-      </w:pPr>
-      <w:r>
-        <w:t xml:space="preserve">D (1110) 224.0.0.0. – 239.255.255.255 ( 224.0.0.1 – все узлы данной сети; 224.0.0.2 – все маршрутизаторы в данной сети; 224.0.0.5 – все OSPF-маршрутизаторы; 224.0.0.9 – маршрутизаторы RIP-2 и т.д.); </w:t>
-      </w:r>
-    </w:p>
-    <w:p>
-      <w:pPr>
-        <w:pStyle w:val="a5"/>
-        <w:rPr>
-          <w:lang w:val="en-US"/>
-        </w:rPr>
+        <w:t xml:space="preserve">А (0) 7 бит – </w:t>
+      </w:r>
+      <w:proofErr w:type="spellStart"/>
+      <w:r>
+        <w:t>NetID</w:t>
+      </w:r>
+      <w:proofErr w:type="spellEnd"/>
+      <w:r>
+        <w:t xml:space="preserve">; 24 – </w:t>
+      </w:r>
+      <w:proofErr w:type="spellStart"/>
+      <w:r>
+        <w:t>HostID</w:t>
+      </w:r>
+      <w:proofErr w:type="spellEnd"/>
+      <w:r>
+        <w:t xml:space="preserve">; </w:t>
+      </w:r>
+    </w:p>
+    <w:p>
+      <w:pPr>
+        <w:pStyle w:val="a5"/>
+        <w:rPr>
+          <w:lang w:val="en-US"/>
+        </w:rPr>
+      </w:pPr>
+      <w:r>
+        <w:t>В</w:t>
+      </w:r>
+      <w:r>
+        <w:rPr>
+          <w:lang w:val="en-US"/>
+        </w:rPr>
+        <w:t xml:space="preserve"> (10) 14 </w:t>
+      </w:r>
+      <w:r>
+        <w:t>бит</w:t>
+      </w:r>
+      <w:r>
+        <w:rPr>
+          <w:lang w:val="en-US"/>
+        </w:rPr>
+        <w:t xml:space="preserve"> – NetID; 16 – </w:t>
+      </w:r>
+      <w:proofErr w:type="spellStart"/>
+      <w:r>
+        <w:rPr>
+          <w:lang w:val="en-US"/>
+        </w:rPr>
+        <w:t>HostID</w:t>
+      </w:r>
+      <w:proofErr w:type="spellEnd"/>
+      <w:r>
+        <w:rPr>
+          <w:lang w:val="en-US"/>
+        </w:rPr>
+        <w:t xml:space="preserve">; </w:t>
+      </w:r>
+    </w:p>
+    <w:p>
+      <w:pPr>
+        <w:pStyle w:val="a5"/>
+        <w:rPr>
+          <w:lang w:val="en-US"/>
+        </w:rPr>
+      </w:pPr>
+      <w:r>
+        <w:t>С</w:t>
+      </w:r>
+      <w:r>
+        <w:rPr>
+          <w:lang w:val="en-US"/>
+        </w:rPr>
+        <w:t xml:space="preserve"> (110) 21 </w:t>
+      </w:r>
+      <w:r>
+        <w:t>бит</w:t>
+      </w:r>
+      <w:r>
+        <w:rPr>
+          <w:lang w:val="en-US"/>
+        </w:rPr>
+        <w:t xml:space="preserve"> – NetID; 8 – </w:t>
+      </w:r>
+      <w:proofErr w:type="spellStart"/>
+      <w:r>
+        <w:rPr>
+          <w:lang w:val="en-US"/>
+        </w:rPr>
+        <w:t>HostID</w:t>
+      </w:r>
+      <w:proofErr w:type="spellEnd"/>
+      <w:r>
+        <w:rPr>
+          <w:lang w:val="en-US"/>
+        </w:rPr>
+        <w:t xml:space="preserve">; </w:t>
+      </w:r>
+    </w:p>
+    <w:p>
+      <w:pPr>
+        <w:pStyle w:val="a5"/>
+      </w:pPr>
+      <w:r>
+        <w:t xml:space="preserve">D (1110) 224.0.0.0. – 239.255.255.255 </w:t>
+      </w:r>
+      <w:proofErr w:type="gramStart"/>
+      <w:r>
+        <w:t>( 224.0.0.1</w:t>
+      </w:r>
+      <w:proofErr w:type="gramEnd"/>
+      <w:r>
+        <w:t xml:space="preserve"> – все узлы данной сети; 224.0.0.2 – все маршрутизаторы в данной сети; 224.0.0.5 – все OSPF-маршрутизаторы; 224.0.0.9 – маршрутизаторы RIP-2 и т.д.); </w:t>
+      </w:r>
+    </w:p>
+    <w:p>
+      <w:pPr>
+        <w:pStyle w:val="a5"/>
       </w:pPr>
       <w:r>
         <w:t xml:space="preserve">E (11110) Зарезервирован. </w:t>
@@ -887,9 +1112,6 @@
     <w:p>
       <w:pPr>
         <w:pStyle w:val="a5"/>
-        <w:rPr>
-          <w:lang w:val="en-US"/>
-        </w:rPr>
       </w:pPr>
       <w:r>
         <w:t xml:space="preserve">Широковещательные – FFFFFFFF h. </w:t>
@@ -905,21 +1127,23 @@
       <w:r>
         <w:sym w:font="Symbol" w:char="F0BD"/>
       </w:r>
-      <w:r>
-        <w:t>xxxx…x) 127.Х.Х.Х (127.0.0.1 – передача самому себе)</w:t>
-      </w:r>
-    </w:p>
-    <w:p>
-      <w:pPr>
-        <w:pStyle w:val="a5"/>
-      </w:pPr>
-    </w:p>
-    <w:p>
-      <w:pPr>
-        <w:pStyle w:val="a5"/>
-        <w:rPr>
-          <w:lang w:val="en-US"/>
-        </w:rPr>
+      <w:proofErr w:type="spellStart"/>
+      <w:r>
+        <w:t>xxxx</w:t>
+      </w:r>
+      <w:proofErr w:type="spellEnd"/>
+      <w:r>
+        <w:t>…x) 127.Х.Х.Х (127.0.0.1 – передача самому себе)</w:t>
+      </w:r>
+    </w:p>
+    <w:p>
+      <w:pPr>
+        <w:pStyle w:val="a5"/>
+      </w:pPr>
+    </w:p>
+    <w:p>
+      <w:pPr>
+        <w:pStyle w:val="a5"/>
       </w:pPr>
       <w:r>
         <w:t>16. Для какой цели введены частные адреса? Можно ли в сети Интернет адресовать устройство с частным адресом?</w:t>
@@ -928,17 +1152,11 @@
     <w:p>
       <w:pPr>
         <w:pStyle w:val="a5"/>
-        <w:rPr>
-          <w:lang w:val="en-US"/>
-        </w:rPr>
       </w:pPr>
       <w:r>
         <w:t>Ответ</w:t>
       </w:r>
       <w:r>
-        <w:rPr>
-          <w:lang w:val="en-US"/>
-        </w:rPr>
         <w:t>:</w:t>
       </w:r>
     </w:p>
@@ -948,6 +1166,215 @@
       </w:pPr>
       <w:r>
         <w:t>Для того, чтобы они не иссекли, если каждый пользователь Интернета имел бы собственный публичный адрес, то они быстро бы закончились. Адресовать можно, но не через частный адрес, а через выделенный публичный, или через общий публичный хост формируя локальную сеть.</w:t>
+      </w:r>
+    </w:p>
+    <w:p>
+      <w:pPr>
+        <w:spacing w:after="160" w:line="278" w:lineRule="auto"/>
+        <w:ind w:firstLine="0"/>
+        <w:jc w:val="left"/>
+        <w:rPr>
+          <w:rFonts w:cs="Times New Roman"/>
+          <w:bCs/>
+          <w:szCs w:val="28"/>
+        </w:rPr>
+      </w:pPr>
+      <w:r>
+        <w:br w:type="page"/>
+      </w:r>
+    </w:p>
+    <w:p>
+      <w:pPr>
+        <w:pStyle w:val="1"/>
+      </w:pPr>
+      <w:r>
+        <w:lastRenderedPageBreak/>
+        <w:t>Лабораторная 6</w:t>
+      </w:r>
+    </w:p>
+    <w:p/>
+    <w:p>
+      <w:r>
+        <w:t>1</w:t>
+      </w:r>
+      <w:r>
+        <w:t>.</w:t>
+      </w:r>
+      <w:r>
+        <w:t xml:space="preserve"> Что представляют кадр (фрейм) данных и из каких полей он состоит? </w:t>
+      </w:r>
+    </w:p>
+    <w:p>
+      <w:r>
+        <w:t>2</w:t>
+      </w:r>
+      <w:r>
+        <w:t>.</w:t>
+      </w:r>
+      <w:r>
+        <w:t xml:space="preserve"> К какому устройству в компьютере относится физический адрес, а к какому логический и какова длина этих адресов? </w:t>
+      </w:r>
+    </w:p>
+    <w:p>
+      <w:r>
+        <w:t>3</w:t>
+      </w:r>
+      <w:r>
+        <w:t>.</w:t>
+      </w:r>
+      <w:r>
+        <w:t xml:space="preserve"> С какой целью разработан протокол ARP и каков алгоритм получения физического адреса по логическому? </w:t>
+      </w:r>
+    </w:p>
+    <w:p>
+      <w:r>
+        <w:t>4</w:t>
+      </w:r>
+      <w:r>
+        <w:t>.</w:t>
+      </w:r>
+      <w:r>
+        <w:t xml:space="preserve"> Что такое ARP-кэш и каково его назначение? </w:t>
+      </w:r>
+    </w:p>
+    <w:p>
+      <w:r>
+        <w:t>5</w:t>
+      </w:r>
+      <w:r>
+        <w:t>.</w:t>
+      </w:r>
+      <w:r>
+        <w:t xml:space="preserve"> Как можно посмотреть ARP-таблицу в персональном компьютере, как можно очистить эту таблицу? </w:t>
+      </w:r>
+    </w:p>
+    <w:p>
+      <w:r>
+        <w:t>6</w:t>
+      </w:r>
+      <w:r>
+        <w:t>.</w:t>
+      </w:r>
+      <w:r>
+        <w:t xml:space="preserve"> Расскажите о формате кадра протокола ARP и назначении его полей. </w:t>
+      </w:r>
+    </w:p>
+    <w:p>
+      <w:r>
+        <w:t>7</w:t>
+      </w:r>
+      <w:r>
+        <w:t>.</w:t>
+      </w:r>
+      <w:r>
+        <w:t xml:space="preserve"> Какую функцию регламентирует протокол RARP? </w:t>
+      </w:r>
+    </w:p>
+    <w:p>
+      <w:r>
+        <w:t>8</w:t>
+      </w:r>
+      <w:r>
+        <w:t>.</w:t>
+      </w:r>
+      <w:r>
+        <w:t xml:space="preserve"> С какой целью разработан протокол ICMP и какие функции он реализует? </w:t>
+      </w:r>
+    </w:p>
+    <w:p>
+      <w:r>
+        <w:t>9</w:t>
+      </w:r>
+      <w:r>
+        <w:t>.</w:t>
+      </w:r>
+      <w:r>
+        <w:t xml:space="preserve"> Расскажите о формате протокола ICMP и назначении полей пакета. </w:t>
+      </w:r>
+    </w:p>
+    <w:p>
+      <w:r>
+        <w:t>10</w:t>
+      </w:r>
+      <w:r>
+        <w:t>.</w:t>
+      </w:r>
+      <w:r>
+        <w:t xml:space="preserve"> Чем парные ICMP-сообщения отличаются от непарных? </w:t>
+      </w:r>
+    </w:p>
+    <w:p>
+      <w:r>
+        <w:t>11</w:t>
+      </w:r>
+      <w:r>
+        <w:t>.</w:t>
+      </w:r>
+      <w:r>
+        <w:t xml:space="preserve"> Какие типы ICMP-сообщения используются в программе </w:t>
+      </w:r>
+      <w:proofErr w:type="spellStart"/>
+      <w:r>
+        <w:t>ping</w:t>
+      </w:r>
+      <w:proofErr w:type="spellEnd"/>
+      <w:r>
+        <w:t xml:space="preserve">? </w:t>
+      </w:r>
+    </w:p>
+    <w:p>
+      <w:r>
+        <w:t>12</w:t>
+      </w:r>
+      <w:r>
+        <w:t>.</w:t>
+      </w:r>
+      <w:r>
+        <w:t xml:space="preserve"> Приведите примеры нескольких типов ICMP-сообщений. </w:t>
+      </w:r>
+    </w:p>
+    <w:p>
+      <w:r>
+        <w:t>13</w:t>
+      </w:r>
+      <w:r>
+        <w:t>.</w:t>
+      </w:r>
+      <w:r>
+        <w:t xml:space="preserve"> Чем в Packet Tracer отличается режим симуляции от режима реального времени? </w:t>
+      </w:r>
+    </w:p>
+    <w:p>
+      <w:r>
+        <w:t>14</w:t>
+      </w:r>
+      <w:r>
+        <w:t>.</w:t>
+      </w:r>
+      <w:r>
+        <w:t xml:space="preserve"> Какие исследования и как их можно выполнить в режиме симуляции? </w:t>
+      </w:r>
+    </w:p>
+    <w:p>
+      <w:r>
+        <w:t>15</w:t>
+      </w:r>
+      <w:r>
+        <w:t>.</w:t>
+      </w:r>
+      <w:r>
+        <w:t xml:space="preserve"> За счет чего сеть можно разделить на подсети и чем они отличаются между собой? </w:t>
+      </w:r>
+    </w:p>
+    <w:p>
+      <w:r>
+        <w:t>16</w:t>
+      </w:r>
+      <w:r>
+        <w:t>.</w:t>
+      </w:r>
+      <w:r>
+        <w:t xml:space="preserve"> Чем маршрутизатор отличается от сетевого коммутатора?</w:t>
       </w:r>
     </w:p>
     <w:sectPr>
@@ -1377,17 +1804,18 @@
     <w:link w:val="10"/>
     <w:uiPriority w:val="9"/>
     <w:qFormat/>
-    <w:rsid w:val="002A06CD"/>
+    <w:rsid w:val="00CE43BD"/>
     <w:pPr>
       <w:keepNext/>
       <w:keepLines/>
       <w:spacing w:before="360" w:after="80"/>
+      <w:ind w:firstLine="0"/>
+      <w:jc w:val="center"/>
       <w:outlineLvl w:val="0"/>
     </w:pPr>
     <w:rPr>
-      <w:rFonts w:asciiTheme="majorHAnsi" w:eastAsiaTheme="majorEastAsia" w:hAnsiTheme="majorHAnsi" w:cstheme="majorBidi"/>
-      <w:color w:val="2F5496" w:themeColor="accent1" w:themeShade="BF"/>
-      <w:sz w:val="40"/>
+      <w:rFonts w:eastAsiaTheme="majorEastAsia" w:cstheme="majorBidi"/>
+      <w:b/>
       <w:szCs w:val="40"/>
     </w:rPr>
   </w:style>
@@ -1654,11 +2082,11 @@
     <w:basedOn w:val="a0"/>
     <w:link w:val="1"/>
     <w:uiPriority w:val="9"/>
-    <w:rsid w:val="002A06CD"/>
-    <w:rPr>
-      <w:rFonts w:asciiTheme="majorHAnsi" w:eastAsiaTheme="majorEastAsia" w:hAnsiTheme="majorHAnsi" w:cstheme="majorBidi"/>
-      <w:color w:val="2F5496" w:themeColor="accent1" w:themeShade="BF"/>
-      <w:sz w:val="40"/>
+    <w:rsid w:val="00CE43BD"/>
+    <w:rPr>
+      <w:rFonts w:ascii="Times New Roman" w:eastAsiaTheme="majorEastAsia" w:hAnsi="Times New Roman" w:cstheme="majorBidi"/>
+      <w:b/>
+      <w:sz w:val="28"/>
       <w:szCs w:val="40"/>
     </w:rPr>
   </w:style>
@@ -1781,16 +2209,18 @@
     <w:link w:val="a8"/>
     <w:uiPriority w:val="10"/>
     <w:qFormat/>
-    <w:rsid w:val="002A06CD"/>
+    <w:rsid w:val="00CE43BD"/>
     <w:pPr>
       <w:spacing w:after="80" w:line="240" w:lineRule="auto"/>
+      <w:ind w:firstLine="0"/>
       <w:contextualSpacing/>
+      <w:jc w:val="center"/>
     </w:pPr>
     <w:rPr>
-      <w:rFonts w:asciiTheme="majorHAnsi" w:eastAsiaTheme="majorEastAsia" w:hAnsiTheme="majorHAnsi" w:cstheme="majorBidi"/>
+      <w:rFonts w:eastAsiaTheme="majorEastAsia" w:cstheme="majorBidi"/>
+      <w:b/>
       <w:spacing w:val="-10"/>
       <w:kern w:val="28"/>
-      <w:sz w:val="56"/>
       <w:szCs w:val="56"/>
     </w:rPr>
   </w:style>
@@ -1799,12 +2229,13 @@
     <w:basedOn w:val="a0"/>
     <w:link w:val="a7"/>
     <w:uiPriority w:val="10"/>
-    <w:rsid w:val="002A06CD"/>
-    <w:rPr>
-      <w:rFonts w:asciiTheme="majorHAnsi" w:eastAsiaTheme="majorEastAsia" w:hAnsiTheme="majorHAnsi" w:cstheme="majorBidi"/>
+    <w:rsid w:val="00CE43BD"/>
+    <w:rPr>
+      <w:rFonts w:ascii="Times New Roman" w:eastAsiaTheme="majorEastAsia" w:hAnsi="Times New Roman" w:cstheme="majorBidi"/>
+      <w:b/>
       <w:spacing w:val="-10"/>
       <w:kern w:val="28"/>
-      <w:sz w:val="56"/>
+      <w:sz w:val="28"/>
       <w:szCs w:val="56"/>
     </w:rPr>
   </w:style>
@@ -1948,6 +2379,50 @@
       <w:smallCaps/>
       <w:color w:val="2F5496" w:themeColor="accent1" w:themeShade="BF"/>
       <w:spacing w:val="5"/>
+    </w:rPr>
+  </w:style>
+  <w:style w:type="paragraph" w:styleId="af0">
+    <w:name w:val="TOC Heading"/>
+    <w:basedOn w:val="1"/>
+    <w:next w:val="a"/>
+    <w:uiPriority w:val="39"/>
+    <w:unhideWhenUsed/>
+    <w:qFormat/>
+    <w:rsid w:val="00CE43BD"/>
+    <w:pPr>
+      <w:spacing w:before="240" w:after="0" w:line="259" w:lineRule="auto"/>
+      <w:jc w:val="left"/>
+      <w:outlineLvl w:val="9"/>
+    </w:pPr>
+    <w:rPr>
+      <w:kern w:val="0"/>
+      <w:sz w:val="32"/>
+      <w:szCs w:val="32"/>
+      <w:lang w:eastAsia="ru-RU"/>
+      <w14:ligatures w14:val="none"/>
+    </w:rPr>
+  </w:style>
+  <w:style w:type="paragraph" w:styleId="11">
+    <w:name w:val="toc 1"/>
+    <w:basedOn w:val="a"/>
+    <w:next w:val="a"/>
+    <w:autoRedefine/>
+    <w:uiPriority w:val="39"/>
+    <w:unhideWhenUsed/>
+    <w:rsid w:val="00CE43BD"/>
+    <w:pPr>
+      <w:spacing w:after="100"/>
+    </w:pPr>
+  </w:style>
+  <w:style w:type="character" w:styleId="af1">
+    <w:name w:val="Hyperlink"/>
+    <w:basedOn w:val="a0"/>
+    <w:uiPriority w:val="99"/>
+    <w:unhideWhenUsed/>
+    <w:rsid w:val="00CE43BD"/>
+    <w:rPr>
+      <w:color w:val="0563C1" w:themeColor="hyperlink"/>
+      <w:u w:val="single"/>
     </w:rPr>
   </w:style>
 </w:styles>
@@ -2246,4 +2721,16 @@
     </a:ext>
   </a:extLst>
 </a:theme>
+</file>
+
+<file path=customXml/item1.xml><?xml version="1.0" encoding="utf-8"?>
+<b:Sources xmlns:b="http://schemas.openxmlformats.org/officeDocument/2006/bibliography" xmlns="http://schemas.openxmlformats.org/officeDocument/2006/bibliography" SelectedStyle="\APASixthEditionOfficeOnline.xsl" StyleName="APA" Version="6"/>
+</file>
+
+<file path=customXml/itemProps1.xml><?xml version="1.0" encoding="utf-8"?>
+<ds:datastoreItem xmlns:ds="http://schemas.openxmlformats.org/officeDocument/2006/customXml" ds:itemID="{C45FAD6B-7FA0-4E9F-9417-0BDA00C974E9}">
+  <ds:schemaRefs>
+    <ds:schemaRef ds:uri="http://schemas.openxmlformats.org/officeDocument/2006/bibliography"/>
+  </ds:schemaRefs>
+</ds:datastoreItem>
 </file>
--- a/Инфокоммуникационные системы и сети/Лабы 5-9 ответы на контрольные вопросы.docx
+++ b/Инфокоммуникационные системы и сети/Лабы 5-9 ответы на контрольные вопросы.docx
@@ -42,7 +42,10 @@
             </w:tabs>
             <w:ind w:firstLine="0"/>
             <w:rPr>
+              <w:rFonts w:asciiTheme="minorHAnsi" w:eastAsiaTheme="minorEastAsia" w:hAnsiTheme="minorHAnsi"/>
               <w:noProof/>
+              <w:sz w:val="24"/>
+              <w:lang w:eastAsia="ru-RU"/>
             </w:rPr>
           </w:pPr>
           <w:r>
@@ -54,7 +57,7 @@
           <w:r>
             <w:fldChar w:fldCharType="separate"/>
           </w:r>
-          <w:hyperlink w:anchor="_Toc231623052" w:history="1">
+          <w:hyperlink w:anchor="_Toc231624373" w:history="1">
             <w:r>
               <w:rPr>
                 <w:rStyle w:val="af1"/>
@@ -81,7 +84,7 @@
                 <w:noProof/>
                 <w:webHidden/>
               </w:rPr>
-              <w:instrText xml:space="preserve"> PAGEREF _Toc231623052 \h </w:instrText>
+              <w:instrText xml:space="preserve"> PAGEREF _Toc231624373 \h </w:instrText>
             </w:r>
             <w:r>
               <w:rPr>
@@ -114,6 +117,78 @@
         </w:p>
         <w:p>
           <w:pPr>
+            <w:pStyle w:val="11"/>
+            <w:tabs>
+              <w:tab w:val="right" w:leader="dot" w:pos="9345"/>
+            </w:tabs>
+            <w:ind w:firstLine="0"/>
+            <w:rPr>
+              <w:rFonts w:asciiTheme="minorHAnsi" w:eastAsiaTheme="minorEastAsia" w:hAnsiTheme="minorHAnsi"/>
+              <w:noProof/>
+              <w:sz w:val="24"/>
+              <w:lang w:eastAsia="ru-RU"/>
+            </w:rPr>
+          </w:pPr>
+          <w:hyperlink w:anchor="_Toc231624374" w:history="1">
+            <w:r>
+              <w:rPr>
+                <w:rStyle w:val="af1"/>
+                <w:noProof/>
+              </w:rPr>
+              <w:t>Лабораторная 6</w:t>
+            </w:r>
+            <w:r>
+              <w:rPr>
+                <w:noProof/>
+                <w:webHidden/>
+              </w:rPr>
+              <w:tab/>
+            </w:r>
+            <w:r>
+              <w:rPr>
+                <w:noProof/>
+                <w:webHidden/>
+              </w:rPr>
+              <w:fldChar w:fldCharType="begin"/>
+            </w:r>
+            <w:r>
+              <w:rPr>
+                <w:noProof/>
+                <w:webHidden/>
+              </w:rPr>
+              <w:instrText xml:space="preserve"> PAGEREF _Toc231624374 \h </w:instrText>
+            </w:r>
+            <w:r>
+              <w:rPr>
+                <w:noProof/>
+                <w:webHidden/>
+              </w:rPr>
+            </w:r>
+            <w:r>
+              <w:rPr>
+                <w:noProof/>
+                <w:webHidden/>
+              </w:rPr>
+              <w:fldChar w:fldCharType="separate"/>
+            </w:r>
+            <w:r>
+              <w:rPr>
+                <w:noProof/>
+                <w:webHidden/>
+              </w:rPr>
+              <w:t>6</w:t>
+            </w:r>
+            <w:r>
+              <w:rPr>
+                <w:noProof/>
+                <w:webHidden/>
+              </w:rPr>
+              <w:fldChar w:fldCharType="end"/>
+            </w:r>
+          </w:hyperlink>
+        </w:p>
+        <w:p>
+          <w:pPr>
             <w:ind w:firstLine="0"/>
           </w:pPr>
           <w:r>
@@ -161,7 +236,7 @@
       <w:pPr>
         <w:pStyle w:val="1"/>
       </w:pPr>
-      <w:bookmarkStart w:id="0" w:name="_Toc231623052"/>
+      <w:bookmarkStart w:id="0" w:name="_Toc231624373"/>
       <w:r>
         <w:lastRenderedPageBreak/>
         <w:t>Лабораторная 5</w:t>
@@ -1187,13 +1262,20 @@
       <w:pPr>
         <w:pStyle w:val="1"/>
       </w:pPr>
+      <w:bookmarkStart w:id="1" w:name="_Toc231624374"/>
       <w:r>
         <w:lastRenderedPageBreak/>
         <w:t>Лабораторная 6</w:t>
       </w:r>
+      <w:bookmarkEnd w:id="1"/>
     </w:p>
     <w:p/>
     <w:p>
+      <w:pPr>
+        <w:rPr>
+          <w:lang w:val="en-US"/>
+        </w:rPr>
+      </w:pPr>
       <w:r>
         <w:t>1</w:t>
       </w:r>
@@ -1206,6 +1288,308 @@
     </w:p>
     <w:p>
       <w:r>
+        <w:t>Ответ</w:t>
+      </w:r>
+      <w:r>
+        <w:t>:</w:t>
+      </w:r>
+    </w:p>
+    <w:p>
+      <w:pPr>
+        <w:rPr>
+          <w:rStyle w:val="a6"/>
+          <w:lang w:val="en-US"/>
+        </w:rPr>
+      </w:pPr>
+      <w:r>
+        <w:rPr>
+          <w:rStyle w:val="a6"/>
+        </w:rPr>
+        <w:t>Тип оборудования (</w:t>
+      </w:r>
+      <w:proofErr w:type="spellStart"/>
+      <w:r>
+        <w:rPr>
+          <w:rStyle w:val="a6"/>
+        </w:rPr>
+        <w:t>Hardware</w:t>
+      </w:r>
+      <w:proofErr w:type="spellEnd"/>
+      <w:r>
+        <w:rPr>
+          <w:rStyle w:val="a6"/>
+        </w:rPr>
+        <w:t xml:space="preserve"> Type). В этом поле располагается признак типа применяемого протокола канального уровня. Например, протоколу Ethernet значение данного поля соответствует 1, сети Х.25 – 2, АТМ – 16.</w:t>
+      </w:r>
+    </w:p>
+    <w:p>
+      <w:pPr>
+        <w:rPr>
+          <w:rStyle w:val="a6"/>
+          <w:lang w:val="en-US"/>
+        </w:rPr>
+      </w:pPr>
+      <w:r>
+        <w:rPr>
+          <w:rStyle w:val="a6"/>
+        </w:rPr>
+        <w:t xml:space="preserve">Тип протокола (Protocol Type). В него помещается признак типа используемого протокола сетевого уровня. Например, для протокола IP в это поле помещается число 2048, для Х.25 – 2053. </w:t>
+      </w:r>
+    </w:p>
+    <w:p>
+      <w:pPr>
+        <w:rPr>
+          <w:rStyle w:val="a6"/>
+          <w:lang w:val="en-US"/>
+        </w:rPr>
+      </w:pPr>
+      <w:r>
+        <w:rPr>
+          <w:rStyle w:val="a6"/>
+        </w:rPr>
+        <w:t xml:space="preserve">Длина </w:t>
+      </w:r>
+      <w:proofErr w:type="spellStart"/>
+      <w:r>
+        <w:rPr>
+          <w:rStyle w:val="a6"/>
+        </w:rPr>
+        <w:t>АдрА</w:t>
+      </w:r>
+      <w:proofErr w:type="spellEnd"/>
+      <w:r>
+        <w:rPr>
+          <w:rStyle w:val="a6"/>
+        </w:rPr>
+        <w:t xml:space="preserve"> и </w:t>
+      </w:r>
+      <w:proofErr w:type="spellStart"/>
+      <w:r>
+        <w:rPr>
+          <w:rStyle w:val="a6"/>
+        </w:rPr>
+        <w:t>АдрП</w:t>
+      </w:r>
+      <w:proofErr w:type="spellEnd"/>
+      <w:r>
+        <w:rPr>
+          <w:rStyle w:val="a6"/>
+        </w:rPr>
+        <w:t xml:space="preserve"> (HLEN и PLEN). Содержимое этих полей определяет размер адреса канального (аппаратного) и сетевого (протокольного) уровней соответственно. Наличие данных полей обеспечивает возможность использования протокола ARP для определения физического адреса в различных сетях второго и третьего уровней. </w:t>
+      </w:r>
+    </w:p>
+    <w:p>
+      <w:pPr>
+        <w:rPr>
+          <w:rStyle w:val="a6"/>
+          <w:lang w:val="en-US"/>
+        </w:rPr>
+      </w:pPr>
+      <w:r>
+        <w:rPr>
+          <w:rStyle w:val="a6"/>
+        </w:rPr>
+        <w:t>Код операции (</w:t>
+      </w:r>
+      <w:proofErr w:type="spellStart"/>
+      <w:r>
+        <w:rPr>
+          <w:rStyle w:val="a6"/>
+        </w:rPr>
+        <w:t>Operation</w:t>
+      </w:r>
+      <w:proofErr w:type="spellEnd"/>
+      <w:r>
+        <w:rPr>
+          <w:rStyle w:val="a6"/>
+        </w:rPr>
+        <w:t xml:space="preserve">). В этом поле размещается признак типа информационного кадра: ARP </w:t>
+      </w:r>
+      <w:proofErr w:type="spellStart"/>
+      <w:r>
+        <w:rPr>
+          <w:rStyle w:val="a6"/>
+        </w:rPr>
+        <w:t>Request</w:t>
+      </w:r>
+      <w:proofErr w:type="spellEnd"/>
+      <w:r>
+        <w:rPr>
+          <w:rStyle w:val="a6"/>
+        </w:rPr>
+        <w:t xml:space="preserve">; ARP Response; RARP </w:t>
+      </w:r>
+      <w:proofErr w:type="spellStart"/>
+      <w:r>
+        <w:rPr>
+          <w:rStyle w:val="a6"/>
+        </w:rPr>
+        <w:t>Request</w:t>
+      </w:r>
+      <w:proofErr w:type="spellEnd"/>
+      <w:r>
+        <w:rPr>
+          <w:rStyle w:val="a6"/>
+        </w:rPr>
+        <w:t xml:space="preserve"> или RARP Response. </w:t>
+      </w:r>
+    </w:p>
+    <w:p>
+      <w:pPr>
+        <w:rPr>
+          <w:rStyle w:val="a6"/>
+          <w:lang w:val="en-US"/>
+        </w:rPr>
+      </w:pPr>
+      <w:r>
+        <w:rPr>
+          <w:rStyle w:val="a6"/>
+        </w:rPr>
+        <w:t>Аппаратный адрес отправителя/получателя (</w:t>
+      </w:r>
+      <w:proofErr w:type="spellStart"/>
+      <w:r>
+        <w:rPr>
+          <w:rStyle w:val="a6"/>
+        </w:rPr>
+        <w:t>Sender</w:t>
+      </w:r>
+      <w:proofErr w:type="spellEnd"/>
+      <w:r>
+        <w:rPr>
+          <w:rStyle w:val="a6"/>
+        </w:rPr>
+        <w:t xml:space="preserve">/Target </w:t>
+      </w:r>
+      <w:proofErr w:type="spellStart"/>
+      <w:r>
+        <w:rPr>
+          <w:rStyle w:val="a6"/>
+        </w:rPr>
+        <w:t>Hardware</w:t>
+      </w:r>
+      <w:proofErr w:type="spellEnd"/>
+      <w:r>
+        <w:rPr>
+          <w:rStyle w:val="a6"/>
+        </w:rPr>
+        <w:t xml:space="preserve"> Address) служат для размещения физических адресов передающей станции и станции назначения соответственно. </w:t>
+      </w:r>
+    </w:p>
+    <w:p>
+      <w:pPr>
+        <w:rPr>
+          <w:rStyle w:val="a6"/>
+          <w:lang w:val="en-US"/>
+        </w:rPr>
+      </w:pPr>
+      <w:r>
+        <w:rPr>
+          <w:rStyle w:val="a6"/>
+        </w:rPr>
+        <w:t xml:space="preserve">IP-Адрес сети отправителя/получателя (IP </w:t>
+      </w:r>
+      <w:proofErr w:type="spellStart"/>
+      <w:r>
+        <w:rPr>
+          <w:rStyle w:val="a6"/>
+        </w:rPr>
+        <w:t>Sender</w:t>
+      </w:r>
+      <w:proofErr w:type="spellEnd"/>
+      <w:r>
+        <w:rPr>
+          <w:rStyle w:val="a6"/>
+        </w:rPr>
+        <w:t xml:space="preserve">/Target Network Address). В них располагаются сетевые адреса передающей станции и станции назначения соответственно. </w:t>
+      </w:r>
+    </w:p>
+    <w:p>
+      <w:pPr>
+        <w:rPr>
+          <w:rStyle w:val="a6"/>
+        </w:rPr>
+      </w:pPr>
+      <w:r>
+        <w:rPr>
+          <w:rStyle w:val="a6"/>
+        </w:rPr>
+        <w:t>Для выполнения функции, обратной действиям ARP разработан протокол RARP (</w:t>
+      </w:r>
+      <w:proofErr w:type="spellStart"/>
+      <w:r>
+        <w:rPr>
+          <w:rStyle w:val="a6"/>
+        </w:rPr>
+        <w:t>Reverse</w:t>
+      </w:r>
+      <w:proofErr w:type="spellEnd"/>
+      <w:r>
+        <w:rPr>
+          <w:rStyle w:val="a6"/>
+        </w:rPr>
+        <w:t xml:space="preserve"> ARP). Он предназначен для нахождения логического сетевого адреса узла сети по известному его МАС-адресу.</w:t>
+      </w:r>
+    </w:p>
+    <w:p/>
+    <w:p>
+      <w:pPr>
+        <w:ind w:firstLine="0"/>
+        <w:jc w:val="center"/>
+        <w:rPr>
+          <w:lang w:val="en-US"/>
+        </w:rPr>
+      </w:pPr>
+      <w:r>
+        <w:rPr>
+          <w:lang w:val="en-US"/>
+        </w:rPr>
+        <w:drawing>
+          <wp:inline distT="0" distB="0" distL="0" distR="0" wp14:anchorId="49490070" wp14:editId="10A2B244">
+            <wp:extent cx="4410691" cy="2000529"/>
+            <wp:effectExtent l="0" t="0" r="9525" b="0"/>
+            <wp:docPr id="643126317" name="Рисунок 1"/>
+            <wp:cNvGraphicFramePr>
+              <a:graphicFrameLocks xmlns:a="http://schemas.openxmlformats.org/drawingml/2006/main" noChangeAspect="1"/>
+            </wp:cNvGraphicFramePr>
+            <a:graphic xmlns:a="http://schemas.openxmlformats.org/drawingml/2006/main">
+              <a:graphicData uri="http://schemas.openxmlformats.org/drawingml/2006/picture">
+                <pic:pic xmlns:pic="http://schemas.openxmlformats.org/drawingml/2006/picture">
+                  <pic:nvPicPr>
+                    <pic:cNvPr id="643126317" name=""/>
+                    <pic:cNvPicPr/>
+                  </pic:nvPicPr>
+                  <pic:blipFill>
+                    <a:blip r:embed="rId6"/>
+                    <a:stretch>
+                      <a:fillRect/>
+                    </a:stretch>
+                  </pic:blipFill>
+                  <pic:spPr>
+                    <a:xfrm>
+                      <a:off x="0" y="0"/>
+                      <a:ext cx="4410691" cy="2000529"/>
+                    </a:xfrm>
+                    <a:prstGeom prst="rect">
+                      <a:avLst/>
+                    </a:prstGeom>
+                  </pic:spPr>
+                </pic:pic>
+              </a:graphicData>
+            </a:graphic>
+          </wp:inline>
+        </w:drawing>
+      </w:r>
+    </w:p>
+    <w:p>
+      <w:pPr>
+        <w:rPr>
+          <w:lang w:val="en-US"/>
+        </w:rPr>
+      </w:pPr>
+    </w:p>
+    <w:p>
+      <w:r>
         <w:t>2</w:t>
       </w:r>
       <w:r>
@@ -1215,6 +1599,30 @@
         <w:t xml:space="preserve"> К какому устройству в компьютере относится физический адрес, а к какому логический и какова длина этих адресов? </w:t>
       </w:r>
     </w:p>
+    <w:p>
+      <w:pPr>
+        <w:rPr>
+          <w:lang w:val="en-US"/>
+        </w:rPr>
+      </w:pPr>
+      <w:r>
+        <w:t>Ответ</w:t>
+      </w:r>
+      <w:r>
+        <w:rPr>
+          <w:lang w:val="en-US"/>
+        </w:rPr>
+        <w:t>:</w:t>
+      </w:r>
+    </w:p>
+    <w:p>
+      <w:pPr>
+        <w:rPr>
+          <w:lang w:val="en-US"/>
+        </w:rPr>
+      </w:pPr>
+    </w:p>
+    <w:p/>
     <w:p>
       <w:r>
         <w:t>3</w:t>

--- a/Инфокоммуникационные системы и сети/Лабы 5-9 ответы на контрольные вопросы.docx
+++ b/Инфокоммуникационные системы и сети/Лабы 5-9 ответы на контрольные вопросы.docx
@@ -1,7 +1,17 @@
 
 <file path=word/document.xml><?xml version="1.0" encoding="utf-8"?>
-<w:document xmlns:wpc="http://schemas.microsoft.com/office/word/2010/wordprocessingCanvas" xmlns:cx="http://schemas.microsoft.com/office/drawing/2014/chartex" xmlns:cx1="http://schemas.microsoft.com/office/drawing/2015/9/8/chartex" xmlns:cx2="http://schemas.microsoft.com/office/drawing/2015/10/21/chartex" xmlns:cx3="http://schemas.microsoft.com/office/drawing/2016/5/9/chartex" xmlns:cx4="http://schemas.microsoft.com/office/drawing/2016/5/10/chartex" xmlns:cx5="http://schemas.microsoft.com/office/drawing/2016/5/11/chartex" xmlns:cx6="http://schemas.microsoft.com/office/drawing/2016/5/12/chartex" xmlns:cx7="http://schemas.microsoft.com/office/drawing/2016/5/13/chartex" xmlns:cx8="http://schemas.microsoft.com/office/drawing/2016/5/14/chartex" xmlns:mc="http://schemas.openxmlformats.org/markup-compatibility/2006" xmlns:aink="http://schemas.microsoft.com/office/drawing/2016/ink" xmlns:am3d="http://schemas.microsoft.com/office/drawing/2017/model3d" xmlns:o="urn:schemas-microsoft-com:office:office" xmlns:oel="http://schemas.microsoft.com/office/2019/extlst" xmlns:r="http://schemas.openxmlformats.org/officeDocument/2006/relationships" xmlns:m="http://schemas.openxmlformats.org/officeDocument/2006/math" xmlns:v="urn:schemas-microsoft-com:vml" xmlns:wp14="http://schemas.microsoft.com/office/word/2010/wordprocessingDrawing" xmlns:wp="http://schemas.openxmlformats.org/drawingml/2006/wordprocessingDrawing" xmlns:w10="urn:schemas-microsoft-com:office:word" xmlns:w="http://schemas.openxmlformats.org/wordprocessingml/2006/main" xmlns:w14="http://schemas.microsoft.com/office/word/2010/wordml" xmlns:w15="http://schemas.microsoft.com/office/word/2012/wordml" xmlns:w16cex="http://schemas.microsoft.com/office/word/2018/wordml/cex" xmlns:w16cid="http://schemas.microsoft.com/office/word/2016/wordml/cid" xmlns:w16="http://schemas.microsoft.com/office/word/2018/wordml" xmlns:w16du="http://schemas.microsoft.com/office/word/2023/wordml/word16du" xmlns:w16sdtdh="http://schemas.microsoft.com/office/word/2020/wordml/sdtdatahash" xmlns:w16sdtfl="http://schemas.microsoft.com/office/word/2024/wordml/sdtformatlock" xmlns:w16se="http://schemas.microsoft.com/office/word/2015/wordml/symex" xmlns:wpg="http://schemas.microsoft.com/office/word/2010/wordprocessingGroup" xmlns:wpi="http://schemas.microsoft.com/office/word/2010/wordprocessingInk" xmlns:wne="http://schemas.microsoft.com/office/word/2006/wordml" xmlns:wps="http://schemas.microsoft.com/office/word/2010/wordprocessingShape" mc:Ignorable="w14 w15 w16se w16cid w16 w16cex w16sdtdh w16sdtfl w16du wp14">
+<w:document xmlns:wpc="http://schemas.microsoft.com/office/word/2010/wordprocessingCanvas" xmlns:cx="http://schemas.microsoft.com/office/drawing/2014/chartex" xmlns:cx1="http://schemas.microsoft.com/office/drawing/2015/9/8/chartex" xmlns:cx2="http://schemas.microsoft.com/office/drawing/2015/10/21/chartex" xmlns:cx3="http://schemas.microsoft.com/office/drawing/2016/5/9/chartex" xmlns:cx4="http://schemas.microsoft.com/office/drawing/2016/5/10/chartex" xmlns:cx5="http://schemas.microsoft.com/office/drawing/2016/5/11/chartex" xmlns:cx6="http://schemas.microsoft.com/office/drawing/2016/5/12/chartex" xmlns:cx7="http://schemas.microsoft.com/office/drawing/2016/5/13/chartex" xmlns:cx8="http://schemas.microsoft.com/office/drawing/2016/5/14/chartex" xmlns:mc="http://schemas.openxmlformats.org/markup-compatibility/2006" xmlns:aink="http://schemas.microsoft.com/office/drawing/2016/ink" xmlns:am3d="http://schemas.microsoft.com/office/drawing/2017/model3d" xmlns:o="urn:schemas-microsoft-com:office:office" xmlns:r="http://schemas.openxmlformats.org/officeDocument/2006/relationships" xmlns:m="http://schemas.openxmlformats.org/officeDocument/2006/math" xmlns:v="urn:schemas-microsoft-com:vml" xmlns:wp14="http://schemas.microsoft.com/office/word/2010/wordprocessingDrawing" xmlns:wp="http://schemas.openxmlformats.org/drawingml/2006/wordprocessingDrawing" xmlns:w10="urn:schemas-microsoft-com:office:word" xmlns:w="http://schemas.openxmlformats.org/wordprocessingml/2006/main" xmlns:w14="http://schemas.microsoft.com/office/word/2010/wordml" xmlns:w15="http://schemas.microsoft.com/office/word/2012/wordml" xmlns:w16cex="http://schemas.microsoft.com/office/word/2018/wordml/cex" xmlns:w16cid="http://schemas.microsoft.com/office/word/2016/wordml/cid" xmlns:w16="http://schemas.microsoft.com/office/word/2018/wordml" xmlns:w16sdtdh="http://schemas.microsoft.com/office/word/2020/wordml/sdtdatahash" xmlns:w16se="http://schemas.microsoft.com/office/word/2015/wordml/symex" xmlns:wpg="http://schemas.microsoft.com/office/word/2010/wordprocessingGroup" xmlns:wpi="http://schemas.microsoft.com/office/word/2010/wordprocessingInk" xmlns:wne="http://schemas.microsoft.com/office/word/2006/wordml" xmlns:wps="http://schemas.microsoft.com/office/word/2010/wordprocessingShape" mc:Ignorable="w14 w15 w16se w16cid w16 w16cex w16sdtdh wp14">
   <w:body>
+    <w:p>
+      <w:pPr>
+        <w:spacing w:after="160" w:line="278" w:lineRule="auto"/>
+        <w:ind w:firstLine="0"/>
+        <w:jc w:val="center"/>
+      </w:pPr>
+      <w:r>
+        <w:t xml:space="preserve"> </w:t>
+      </w:r>
+    </w:p>
     <w:sdt>
       <w:sdtPr>
         <w:id w:val="-692449582"/>
@@ -40,9 +50,14 @@
             <w:tabs>
               <w:tab w:val="right" w:leader="dot" w:pos="9345"/>
             </w:tabs>
-            <w:ind w:firstLine="0"/>
             <w:rPr>
+              <w:rFonts w:asciiTheme="minorHAnsi" w:eastAsiaTheme="minorEastAsia" w:hAnsiTheme="minorHAnsi"/>
               <w:noProof/>
+              <w:kern w:val="0"/>
+              <w:sz w:val="22"/>
+              <w:szCs w:val="22"/>
+              <w:lang w:eastAsia="ru-RU"/>
+              <w14:ligatures w14:val="none"/>
             </w:rPr>
           </w:pPr>
           <w:r>
@@ -54,7 +69,7 @@
           <w:r>
             <w:fldChar w:fldCharType="separate"/>
           </w:r>
-          <w:hyperlink w:anchor="_Toc231623052" w:history="1">
+          <w:hyperlink w:anchor="_Toc231627501" w:history="1">
             <w:r>
               <w:rPr>
                 <w:rStyle w:val="af1"/>
@@ -81,7 +96,7 @@
                 <w:noProof/>
                 <w:webHidden/>
               </w:rPr>
-              <w:instrText xml:space="preserve"> PAGEREF _Toc231623052 \h </w:instrText>
+              <w:instrText xml:space="preserve"> PAGEREF _Toc231627501 \h </w:instrText>
             </w:r>
             <w:r>
               <w:rPr>
@@ -114,6 +129,80 @@
         </w:p>
         <w:p>
           <w:pPr>
+            <w:pStyle w:val="11"/>
+            <w:tabs>
+              <w:tab w:val="right" w:leader="dot" w:pos="9345"/>
+            </w:tabs>
+            <w:rPr>
+              <w:rFonts w:asciiTheme="minorHAnsi" w:eastAsiaTheme="minorEastAsia" w:hAnsiTheme="minorHAnsi"/>
+              <w:noProof/>
+              <w:kern w:val="0"/>
+              <w:sz w:val="22"/>
+              <w:szCs w:val="22"/>
+              <w:lang w:eastAsia="ru-RU"/>
+              <w14:ligatures w14:val="none"/>
+            </w:rPr>
+          </w:pPr>
+          <w:hyperlink w:anchor="_Toc231627502" w:history="1">
+            <w:r>
+              <w:rPr>
+                <w:rStyle w:val="af1"/>
+                <w:noProof/>
+              </w:rPr>
+              <w:t>Лабораторная 6</w:t>
+            </w:r>
+            <w:r>
+              <w:rPr>
+                <w:noProof/>
+                <w:webHidden/>
+              </w:rPr>
+              <w:tab/>
+            </w:r>
+            <w:r>
+              <w:rPr>
+                <w:noProof/>
+                <w:webHidden/>
+              </w:rPr>
+              <w:fldChar w:fldCharType="begin"/>
+            </w:r>
+            <w:r>
+              <w:rPr>
+                <w:noProof/>
+                <w:webHidden/>
+              </w:rPr>
+              <w:instrText xml:space="preserve"> PAGEREF _Toc231627502 \h </w:instrText>
+            </w:r>
+            <w:r>
+              <w:rPr>
+                <w:noProof/>
+                <w:webHidden/>
+              </w:rPr>
+            </w:r>
+            <w:r>
+              <w:rPr>
+                <w:noProof/>
+                <w:webHidden/>
+              </w:rPr>
+              <w:fldChar w:fldCharType="separate"/>
+            </w:r>
+            <w:r>
+              <w:rPr>
+                <w:noProof/>
+                <w:webHidden/>
+              </w:rPr>
+              <w:t>6</w:t>
+            </w:r>
+            <w:r>
+              <w:rPr>
+                <w:noProof/>
+                <w:webHidden/>
+              </w:rPr>
+              <w:fldChar w:fldCharType="end"/>
+            </w:r>
+          </w:hyperlink>
+        </w:p>
+        <w:p>
+          <w:pPr>
             <w:ind w:firstLine="0"/>
           </w:pPr>
           <w:r>
@@ -161,7 +250,7 @@
       <w:pPr>
         <w:pStyle w:val="1"/>
       </w:pPr>
-      <w:bookmarkStart w:id="0" w:name="_Toc231623052"/>
+      <w:bookmarkStart w:id="0" w:name="_Toc231627501"/>
       <w:r>
         <w:lastRenderedPageBreak/>
         <w:t>Лабораторная 5</w:t>
@@ -920,6 +1009,11 @@
       <w:pPr>
         <w:pStyle w:val="a5"/>
       </w:pPr>
+    </w:p>
+    <w:p>
+      <w:pPr>
+        <w:pStyle w:val="a5"/>
+      </w:pPr>
       <w:r>
         <w:t>13. В каких случаях запускается протокол ARP и какие функции он регламентирует?</w:t>
       </w:r>
@@ -934,7 +1028,6 @@
         <w:pStyle w:val="a5"/>
       </w:pPr>
       <w:r>
-        <w:lastRenderedPageBreak/>
         <w:t>14. Зачем нужна маска сети и как она используется?</w:t>
       </w:r>
     </w:p>
@@ -986,119 +1079,58 @@
       </w:r>
       <w:r>
         <w:tab/>
-        <w:t xml:space="preserve">А (0) 7 бит – </w:t>
-      </w:r>
-      <w:proofErr w:type="spellStart"/>
-      <w:r>
-        <w:t>NetID</w:t>
-      </w:r>
-      <w:proofErr w:type="spellEnd"/>
-      <w:r>
-        <w:t xml:space="preserve">; 24 – </w:t>
-      </w:r>
-      <w:proofErr w:type="spellStart"/>
-      <w:r>
-        <w:t>HostID</w:t>
-      </w:r>
-      <w:proofErr w:type="spellEnd"/>
-      <w:r>
-        <w:t xml:space="preserve">; </w:t>
-      </w:r>
-    </w:p>
-    <w:p>
-      <w:pPr>
-        <w:pStyle w:val="a5"/>
-        <w:rPr>
-          <w:lang w:val="en-US"/>
-        </w:rPr>
+        <w:t xml:space="preserve">А (0) </w:t>
+      </w:r>
+      <w:r>
+        <w:t>- 1.0.0.1 - 126.0.0.1 - диапазон для маленьких сетей (126 штук)</w:t>
+      </w:r>
+    </w:p>
+    <w:p>
+      <w:pPr>
+        <w:pStyle w:val="a5"/>
       </w:pPr>
       <w:r>
         <w:t>В</w:t>
       </w:r>
       <w:r>
-        <w:rPr>
-          <w:lang w:val="en-US"/>
-        </w:rPr>
-        <w:t xml:space="preserve"> (10) 14 </w:t>
-      </w:r>
-      <w:r>
-        <w:t>бит</w:t>
-      </w:r>
-      <w:r>
-        <w:rPr>
-          <w:lang w:val="en-US"/>
-        </w:rPr>
-        <w:t xml:space="preserve"> – NetID; 16 – </w:t>
-      </w:r>
-      <w:proofErr w:type="spellStart"/>
-      <w:r>
-        <w:rPr>
-          <w:lang w:val="en-US"/>
-        </w:rPr>
-        <w:t>HostID</w:t>
-      </w:r>
-      <w:proofErr w:type="spellEnd"/>
-      <w:r>
-        <w:rPr>
-          <w:lang w:val="en-US"/>
-        </w:rPr>
-        <w:t xml:space="preserve">; </w:t>
-      </w:r>
-    </w:p>
-    <w:p>
-      <w:pPr>
-        <w:pStyle w:val="a5"/>
-        <w:rPr>
-          <w:lang w:val="en-US"/>
-        </w:rPr>
+        <w:t xml:space="preserve"> (10) </w:t>
+      </w:r>
+      <w:r>
+        <w:t>- 1.1.0.1 - 172.16.0.1 - диапазон для средних сетей (16384 штук)</w:t>
+      </w:r>
+    </w:p>
+    <w:p>
+      <w:pPr>
+        <w:pStyle w:val="a5"/>
       </w:pPr>
       <w:r>
         <w:t>С</w:t>
       </w:r>
       <w:r>
-        <w:rPr>
-          <w:lang w:val="en-US"/>
-        </w:rPr>
-        <w:t xml:space="preserve"> (110) 21 </w:t>
-      </w:r>
-      <w:r>
-        <w:t>бит</w:t>
-      </w:r>
-      <w:r>
-        <w:rPr>
-          <w:lang w:val="en-US"/>
-        </w:rPr>
-        <w:t xml:space="preserve"> – NetID; 8 – </w:t>
-      </w:r>
-      <w:proofErr w:type="spellStart"/>
-      <w:r>
-        <w:rPr>
-          <w:lang w:val="en-US"/>
-        </w:rPr>
-        <w:t>HostID</w:t>
-      </w:r>
-      <w:proofErr w:type="spellEnd"/>
-      <w:r>
-        <w:rPr>
-          <w:lang w:val="en-US"/>
-        </w:rPr>
-        <w:t xml:space="preserve">; </w:t>
-      </w:r>
-    </w:p>
-    <w:p>
-      <w:pPr>
-        <w:pStyle w:val="a5"/>
-      </w:pPr>
-      <w:r>
-        <w:t xml:space="preserve">D (1110) 224.0.0.0. – 239.255.255.255 </w:t>
-      </w:r>
-      <w:proofErr w:type="gramStart"/>
-      <w:r>
-        <w:t>( 224.0.0.1</w:t>
-      </w:r>
-      <w:proofErr w:type="gramEnd"/>
-      <w:r>
-        <w:t xml:space="preserve"> – все узлы данной сети; 224.0.0.2 – все маршрутизаторы в данной сети; 224.0.0.5 – все OSPF-маршрутизаторы; 224.0.0.9 – маршрутизаторы RIP-2 и т.д.); </w:t>
+        <w:t xml:space="preserve"> (110) </w:t>
+      </w:r>
+      <w:r>
+        <w:t>1.1.1.1 - 192.168.1.1 - диапазон для больших сетей (</w:t>
+      </w:r>
+      <w:r>
+        <w:t>~</w:t>
+      </w:r>
+      <w:r>
+        <w:t>2 мил</w:t>
+      </w:r>
+      <w:r>
+        <w:t>л</w:t>
+      </w:r>
+      <w:r>
+        <w:t>ионов)</w:t>
+      </w:r>
+    </w:p>
+    <w:p>
+      <w:pPr>
+        <w:pStyle w:val="a5"/>
+      </w:pPr>
+      <w:r>
+        <w:t xml:space="preserve">D (1110) 224.0.0.0. – 239.255.255.255 ( 224.0.0.1 – все узлы данной сети; 224.0.0.2 – все маршрутизаторы в данной сети; 224.0.0.5 – все OSPF-маршрутизаторы; 224.0.0.9 – маршрутизаторы RIP-2 и т.д.); </w:t>
       </w:r>
     </w:p>
     <w:p>
@@ -1139,6 +1171,7 @@
     <w:p>
       <w:pPr>
         <w:pStyle w:val="a5"/>
+        <w:ind w:firstLine="0"/>
       </w:pPr>
     </w:p>
     <w:p>
@@ -1187,10 +1220,12 @@
       <w:pPr>
         <w:pStyle w:val="1"/>
       </w:pPr>
+      <w:bookmarkStart w:id="1" w:name="_Toc231627502"/>
       <w:r>
         <w:lastRenderedPageBreak/>
         <w:t>Лабораторная 6</w:t>
       </w:r>
+      <w:bookmarkEnd w:id="1"/>
     </w:p>
     <w:p/>
     <w:p>
@@ -1206,6 +1241,176 @@
     </w:p>
     <w:p>
       <w:r>
+        <w:t>Ответ</w:t>
+      </w:r>
+      <w:r>
+        <w:t>:</w:t>
+      </w:r>
+    </w:p>
+    <w:p>
+      <w:r>
+        <w:t>Тип оборудования (</w:t>
+      </w:r>
+      <w:proofErr w:type="spellStart"/>
+      <w:r>
+        <w:t>Hardware</w:t>
+      </w:r>
+      <w:proofErr w:type="spellEnd"/>
+      <w:r>
+        <w:t xml:space="preserve"> Type). В этом поле располагается признак типа применяемого протокола канального уровня. Например, протоколу Ethernet значение данного поля соответствует 1, сети Х.25 – 2, АТМ – 16. </w:t>
+      </w:r>
+    </w:p>
+    <w:p>
+      <w:r>
+        <w:t xml:space="preserve">Тип протокола (Protocol Type). В него помещается признак типа используемого протокола сетевого уровня. Например, для протокола IP в это поле помещается число 2048, для Х.25 – 2053. </w:t>
+      </w:r>
+    </w:p>
+    <w:p>
+      <w:r>
+        <w:t xml:space="preserve">Длина </w:t>
+      </w:r>
+      <w:proofErr w:type="spellStart"/>
+      <w:r>
+        <w:t>АдрА</w:t>
+      </w:r>
+      <w:proofErr w:type="spellEnd"/>
+      <w:r>
+        <w:t xml:space="preserve"> и </w:t>
+      </w:r>
+      <w:proofErr w:type="spellStart"/>
+      <w:r>
+        <w:t>АдрП</w:t>
+      </w:r>
+      <w:proofErr w:type="spellEnd"/>
+      <w:r>
+        <w:t xml:space="preserve"> (HLEN и PLEN). Содержимое этих полей определяет размер адреса канального (аппаратного) и сетевого (протокольного) уровней соответственно. Наличие данных полей обеспечивает возможность использования протокола ARP для определения физического адреса в различных сетях второго и третьего уровней. </w:t>
+      </w:r>
+    </w:p>
+    <w:p>
+      <w:r>
+        <w:t>Код операции (</w:t>
+      </w:r>
+      <w:proofErr w:type="spellStart"/>
+      <w:r>
+        <w:t>Operation</w:t>
+      </w:r>
+      <w:proofErr w:type="spellEnd"/>
+      <w:r>
+        <w:t xml:space="preserve">). В этом поле размещается признак типа информационного кадра: ARP </w:t>
+      </w:r>
+      <w:proofErr w:type="spellStart"/>
+      <w:r>
+        <w:t>Request</w:t>
+      </w:r>
+      <w:proofErr w:type="spellEnd"/>
+      <w:r>
+        <w:t xml:space="preserve">; ARP Response; RARP </w:t>
+      </w:r>
+      <w:proofErr w:type="spellStart"/>
+      <w:r>
+        <w:t>Request</w:t>
+      </w:r>
+      <w:proofErr w:type="spellEnd"/>
+      <w:r>
+        <w:t xml:space="preserve"> или RARP Response.</w:t>
+      </w:r>
+    </w:p>
+    <w:p>
+      <w:r>
+        <w:t>Аппаратный адрес отправителя/получателя (</w:t>
+      </w:r>
+      <w:proofErr w:type="spellStart"/>
+      <w:r>
+        <w:t>Sender</w:t>
+      </w:r>
+      <w:proofErr w:type="spellEnd"/>
+      <w:r>
+        <w:t xml:space="preserve">/Target </w:t>
+      </w:r>
+      <w:proofErr w:type="spellStart"/>
+      <w:r>
+        <w:t>Hardware</w:t>
+      </w:r>
+      <w:proofErr w:type="spellEnd"/>
+      <w:r>
+        <w:t xml:space="preserve"> Address) служат для размещения физических адресов передающей станции и станции назначения соответственно. </w:t>
+      </w:r>
+    </w:p>
+    <w:p>
+      <w:r>
+        <w:t xml:space="preserve">IP-Адрес сети отправителя/получателя (IP </w:t>
+      </w:r>
+      <w:proofErr w:type="spellStart"/>
+      <w:r>
+        <w:t>Sender</w:t>
+      </w:r>
+      <w:proofErr w:type="spellEnd"/>
+      <w:r>
+        <w:t>/Target Network Address). В них располагаются сетевые адреса передающей станции и станции назначения соответственно. Для выполнения функции, обратной действиям ARP разработан протокол RARP (</w:t>
+      </w:r>
+      <w:proofErr w:type="spellStart"/>
+      <w:r>
+        <w:t>Reverse</w:t>
+      </w:r>
+      <w:proofErr w:type="spellEnd"/>
+      <w:r>
+        <w:t xml:space="preserve"> ARP). Он предназначен для нахождения логического сетевого адреса узла сети по известному его МАС-адресу.</w:t>
+      </w:r>
+    </w:p>
+    <w:p>
+      <w:pPr>
+        <w:ind w:firstLine="0"/>
+      </w:pPr>
+    </w:p>
+    <w:p>
+      <w:pPr>
+        <w:ind w:firstLine="0"/>
+        <w:jc w:val="center"/>
+      </w:pPr>
+      <w:r>
+        <w:rPr>
+          <w:noProof/>
+        </w:rPr>
+        <w:drawing>
+          <wp:inline distT="0" distB="0" distL="0" distR="0" wp14:anchorId="52FD5030" wp14:editId="5AFA1535">
+            <wp:extent cx="4039164" cy="1886213"/>
+            <wp:effectExtent l="0" t="0" r="0" b="0"/>
+            <wp:docPr id="1" name="Рисунок 1"/>
+            <wp:cNvGraphicFramePr>
+              <a:graphicFrameLocks xmlns:a="http://schemas.openxmlformats.org/drawingml/2006/main" noChangeAspect="1"/>
+            </wp:cNvGraphicFramePr>
+            <a:graphic xmlns:a="http://schemas.openxmlformats.org/drawingml/2006/main">
+              <a:graphicData uri="http://schemas.openxmlformats.org/drawingml/2006/picture">
+                <pic:pic xmlns:pic="http://schemas.openxmlformats.org/drawingml/2006/picture">
+                  <pic:nvPicPr>
+                    <pic:cNvPr id="1" name=""/>
+                    <pic:cNvPicPr/>
+                  </pic:nvPicPr>
+                  <pic:blipFill>
+                    <a:blip r:embed="rId6"/>
+                    <a:stretch>
+                      <a:fillRect/>
+                    </a:stretch>
+                  </pic:blipFill>
+                  <pic:spPr>
+                    <a:xfrm>
+                      <a:off x="0" y="0"/>
+                      <a:ext cx="4039164" cy="1886213"/>
+                    </a:xfrm>
+                    <a:prstGeom prst="rect">
+                      <a:avLst/>
+                    </a:prstGeom>
+                  </pic:spPr>
+                </pic:pic>
+              </a:graphicData>
+            </a:graphic>
+          </wp:inline>
+        </w:drawing>
+      </w:r>
+    </w:p>
+    <w:p>
+      <w:r>
+        <w:lastRenderedPageBreak/>
         <w:t>2</w:t>
       </w:r>
       <w:r>
@@ -1216,6 +1421,86 @@
       </w:r>
     </w:p>
     <w:p>
+      <w:pPr>
+        <w:ind w:firstLine="0"/>
+      </w:pPr>
+      <w:r>
+        <w:tab/>
+        <w:t>Ответ</w:t>
+      </w:r>
+      <w:r>
+        <w:t>:</w:t>
+      </w:r>
+    </w:p>
+    <w:p>
+      <w:pPr>
+        <w:ind w:firstLine="0"/>
+      </w:pPr>
+      <w:r>
+        <w:tab/>
+      </w:r>
+      <w:r>
+        <w:t>Физический адрес относится к сетевой карте, состоит из 12 шестнадцатеричных символов</w:t>
+      </w:r>
+      <w:r>
+        <w:t xml:space="preserve"> соответственно размер 48 бита или 6 байт</w:t>
+      </w:r>
+      <w:r>
+        <w:t>.</w:t>
+      </w:r>
+      <w:r>
+        <w:t xml:space="preserve"> </w:t>
+      </w:r>
+      <w:r>
+        <w:t>Л</w:t>
+      </w:r>
+      <w:r>
+        <w:t xml:space="preserve">огический </w:t>
+      </w:r>
+      <w:r>
+        <w:t xml:space="preserve">относится </w:t>
+      </w:r>
+      <w:r>
+        <w:t>к операционной системе</w:t>
+      </w:r>
+      <w:r>
+        <w:t xml:space="preserve"> по длине он 32 бита или 4 байта для </w:t>
+      </w:r>
+      <w:proofErr w:type="spellStart"/>
+      <w:r>
+        <w:rPr>
+          <w:lang w:val="en-US"/>
+        </w:rPr>
+        <w:t>IPv</w:t>
+      </w:r>
+      <w:proofErr w:type="spellEnd"/>
+      <w:r>
+        <w:t>4</w:t>
+      </w:r>
+      <w:r>
+        <w:t xml:space="preserve">, или 128 бита = 16 байт для </w:t>
+      </w:r>
+      <w:proofErr w:type="spellStart"/>
+      <w:r>
+        <w:rPr>
+          <w:lang w:val="en-US"/>
+        </w:rPr>
+        <w:t>IPv</w:t>
+      </w:r>
+      <w:proofErr w:type="spellEnd"/>
+      <w:r>
+        <w:t>6</w:t>
+      </w:r>
+      <w:r>
+        <w:t xml:space="preserve">.  </w:t>
+      </w:r>
+    </w:p>
+    <w:p>
+      <w:pPr>
+        <w:ind w:firstLine="0"/>
+      </w:pPr>
+    </w:p>
+    <w:p>
       <w:r>
         <w:t>3</w:t>
       </w:r>
@@ -1223,9 +1508,77 @@
         <w:t>.</w:t>
       </w:r>
       <w:r>
-        <w:t xml:space="preserve"> С какой целью разработан протокол ARP и каков алгоритм получения физического адреса по логическому? </w:t>
-      </w:r>
-    </w:p>
+        <w:t xml:space="preserve"> С какой целью разработан протокол ARP и каков алгоритм получения физического адреса по логическому?</w:t>
+      </w:r>
+    </w:p>
+    <w:p>
+      <w:r>
+        <w:t>Ответ</w:t>
+      </w:r>
+      <w:r>
+        <w:t>:</w:t>
+      </w:r>
+    </w:p>
+    <w:p>
+      <w:r>
+        <w:rPr>
+          <w:lang w:val="en-US"/>
+        </w:rPr>
+        <w:t>ARP</w:t>
+      </w:r>
+      <w:r>
+        <w:t xml:space="preserve"> </w:t>
+      </w:r>
+      <w:r>
+        <w:t xml:space="preserve">разработан для получения физического адреса через логический. Устройство, которому требуется получить </w:t>
+      </w:r>
+      <w:r>
+        <w:rPr>
+          <w:lang w:val="en-US"/>
+        </w:rPr>
+        <w:t>MAC</w:t>
+      </w:r>
+      <w:r>
+        <w:t xml:space="preserve"> </w:t>
+      </w:r>
+      <w:r>
+        <w:t xml:space="preserve">адрес другого конечного устройства проводит широковещательный </w:t>
+      </w:r>
+      <w:r>
+        <w:rPr>
+          <w:lang w:val="en-US"/>
+        </w:rPr>
+        <w:t>ARP</w:t>
+      </w:r>
+      <w:r>
+        <w:t xml:space="preserve"> </w:t>
+      </w:r>
+      <w:r>
+        <w:t xml:space="preserve">запрос, после чего отправителю приходит </w:t>
+      </w:r>
+      <w:r>
+        <w:rPr>
+          <w:lang w:val="en-US"/>
+        </w:rPr>
+        <w:t>ARP</w:t>
+      </w:r>
+      <w:r>
+        <w:t xml:space="preserve"> </w:t>
+      </w:r>
+      <w:r>
+        <w:t xml:space="preserve">ответ с </w:t>
+      </w:r>
+      <w:r>
+        <w:rPr>
+          <w:lang w:val="en-US"/>
+        </w:rPr>
+        <w:t>Ethernet</w:t>
+      </w:r>
+      <w:r>
+        <w:t>-адресом заданного устройства. После этого производятся манипуляции, для которых и потребовалось производить рассылку.</w:t>
+      </w:r>
+    </w:p>
+    <w:p/>
     <w:p>
       <w:r>
         <w:t>4</w:t>
@@ -1234,9 +1587,71 @@
         <w:t>.</w:t>
       </w:r>
       <w:r>
-        <w:t xml:space="preserve"> Что такое ARP-кэш и каково его назначение? </w:t>
-      </w:r>
-    </w:p>
+        <w:t xml:space="preserve"> Что такое ARP-кэш и каково его назначение?</w:t>
+      </w:r>
+    </w:p>
+    <w:p>
+      <w:r>
+        <w:t>Ответ</w:t>
+      </w:r>
+      <w:r>
+        <w:t>:</w:t>
+      </w:r>
+    </w:p>
+    <w:p>
+      <w:r>
+        <w:t xml:space="preserve">Кэш </w:t>
+      </w:r>
+      <w:r>
+        <w:rPr>
+          <w:lang w:val="en-US"/>
+        </w:rPr>
+        <w:t>ARP</w:t>
+      </w:r>
+      <w:r>
+        <w:t xml:space="preserve"> </w:t>
+      </w:r>
+      <w:r>
+        <w:t xml:space="preserve">нужен для хранения </w:t>
+      </w:r>
+      <w:r>
+        <w:rPr>
+          <w:lang w:val="en-US"/>
+        </w:rPr>
+        <w:t>IP</w:t>
+      </w:r>
+      <w:r>
+        <w:t>-</w:t>
+      </w:r>
+      <w:r>
+        <w:t xml:space="preserve">адресов и разрешённых физических адресов </w:t>
+      </w:r>
+      <w:r>
+        <w:rPr>
+          <w:lang w:val="en-US"/>
+        </w:rPr>
+        <w:t>Ethernet</w:t>
+      </w:r>
+      <w:r>
+        <w:t xml:space="preserve">. </w:t>
+      </w:r>
+      <w:r>
+        <w:t xml:space="preserve">Предназначен он для получения сведений об адресе конечного устройства на устройстве отправителя вместо запуска очередного </w:t>
+      </w:r>
+      <w:r>
+        <w:rPr>
+          <w:lang w:val="en-US"/>
+        </w:rPr>
+        <w:t>ARP</w:t>
+      </w:r>
+      <w:r>
+        <w:t xml:space="preserve"> </w:t>
+      </w:r>
+      <w:r>
+        <w:t xml:space="preserve">протокола. </w:t>
+      </w:r>
+    </w:p>
+    <w:p/>
     <w:p>
       <w:r>
         <w:t>5</w:t>
@@ -1245,9 +1660,190 @@
         <w:t>.</w:t>
       </w:r>
       <w:r>
-        <w:t xml:space="preserve"> Как можно посмотреть ARP-таблицу в персональном компьютере, как можно очистить эту таблицу? </w:t>
-      </w:r>
-    </w:p>
+        <w:t xml:space="preserve"> Как можно посмотреть ARP-таблицу в персональном компьютере, как можно очистить эту таблицу?</w:t>
+      </w:r>
+    </w:p>
+    <w:p>
+      <w:r>
+        <w:t>Ответ</w:t>
+      </w:r>
+      <w:r>
+        <w:t>:</w:t>
+      </w:r>
+    </w:p>
+    <w:p>
+      <w:r>
+        <w:t>Для</w:t>
+      </w:r>
+      <w:r>
+        <w:t xml:space="preserve"> </w:t>
+      </w:r>
+      <w:r>
+        <w:rPr>
+          <w:lang w:val="en-US"/>
+        </w:rPr>
+        <w:t>Cisco</w:t>
+      </w:r>
+      <w:r>
+        <w:t xml:space="preserve"> </w:t>
+      </w:r>
+      <w:r>
+        <w:rPr>
+          <w:lang w:val="en-US"/>
+        </w:rPr>
+        <w:t>Packet</w:t>
+      </w:r>
+      <w:r>
+        <w:t xml:space="preserve"> </w:t>
+      </w:r>
+      <w:r>
+        <w:rPr>
+          <w:lang w:val="en-US"/>
+        </w:rPr>
+        <w:t>Tracer</w:t>
+      </w:r>
+      <w:proofErr w:type="gramStart"/>
+      <w:r>
+        <w:t xml:space="preserve">: </w:t>
+      </w:r>
+      <w:r>
+        <w:t>Показать</w:t>
+      </w:r>
+      <w:proofErr w:type="gramEnd"/>
+      <w:r>
+        <w:t xml:space="preserve"> </w:t>
+      </w:r>
+      <w:r>
+        <w:t>таблицу</w:t>
+      </w:r>
+      <w:r>
+        <w:t xml:space="preserve"> - </w:t>
+      </w:r>
+      <w:r>
+        <w:rPr>
+          <w:lang w:val="en-US"/>
+        </w:rPr>
+        <w:t>show</w:t>
+      </w:r>
+      <w:r>
+        <w:t xml:space="preserve"> </w:t>
+      </w:r>
+      <w:proofErr w:type="spellStart"/>
+      <w:r>
+        <w:rPr>
+          <w:lang w:val="en-US"/>
+        </w:rPr>
+        <w:t>arp</w:t>
+      </w:r>
+      <w:proofErr w:type="spellEnd"/>
+      <w:r>
+        <w:t xml:space="preserve">; </w:t>
+      </w:r>
+      <w:r>
+        <w:t>Очистить</w:t>
+      </w:r>
+      <w:r>
+        <w:t xml:space="preserve"> </w:t>
+      </w:r>
+      <w:r>
+        <w:t>таблицу</w:t>
+      </w:r>
+      <w:r>
+        <w:t xml:space="preserve"> - </w:t>
+      </w:r>
+      <w:r>
+        <w:rPr>
+          <w:lang w:val="en-US"/>
+        </w:rPr>
+        <w:t>clear</w:t>
+      </w:r>
+      <w:r>
+        <w:t xml:space="preserve"> </w:t>
+      </w:r>
+      <w:proofErr w:type="spellStart"/>
+      <w:r>
+        <w:rPr>
+          <w:lang w:val="en-US"/>
+        </w:rPr>
+        <w:t>arp</w:t>
+      </w:r>
+      <w:proofErr w:type="spellEnd"/>
+      <w:r>
+        <w:t>-</w:t>
+      </w:r>
+      <w:r>
+        <w:rPr>
+          <w:lang w:val="en-US"/>
+        </w:rPr>
+        <w:t>cache</w:t>
+      </w:r>
+    </w:p>
+    <w:p>
+      <w:r>
+        <w:t xml:space="preserve">Для </w:t>
+      </w:r>
+      <w:r>
+        <w:rPr>
+          <w:lang w:val="en-US"/>
+        </w:rPr>
+        <w:t>Windows</w:t>
+      </w:r>
+      <w:proofErr w:type="gramStart"/>
+      <w:r>
+        <w:t xml:space="preserve">: </w:t>
+      </w:r>
+      <w:r>
+        <w:t>Показать</w:t>
+      </w:r>
+      <w:proofErr w:type="gramEnd"/>
+      <w:r>
+        <w:t xml:space="preserve"> таблицу - </w:t>
+      </w:r>
+      <w:proofErr w:type="spellStart"/>
+      <w:r>
+        <w:rPr>
+          <w:lang w:val="en-US"/>
+        </w:rPr>
+        <w:t>arp</w:t>
+      </w:r>
+      <w:proofErr w:type="spellEnd"/>
+      <w:r>
+        <w:t xml:space="preserve"> -</w:t>
+      </w:r>
+      <w:r>
+        <w:rPr>
+          <w:lang w:val="en-US"/>
+        </w:rPr>
+        <w:t>a</w:t>
+      </w:r>
+      <w:r>
+        <w:t xml:space="preserve">; </w:t>
+      </w:r>
+      <w:r>
+        <w:t xml:space="preserve">Очистить таблицу </w:t>
+      </w:r>
+      <w:r>
+        <w:t xml:space="preserve">- </w:t>
+      </w:r>
+      <w:proofErr w:type="spellStart"/>
+      <w:r>
+        <w:rPr>
+          <w:lang w:val="en-US"/>
+        </w:rPr>
+        <w:t>arp</w:t>
+      </w:r>
+      <w:proofErr w:type="spellEnd"/>
+      <w:r>
+        <w:t xml:space="preserve"> -</w:t>
+      </w:r>
+      <w:r>
+        <w:rPr>
+          <w:lang w:val="en-US"/>
+        </w:rPr>
+        <w:t>d</w:t>
+      </w:r>
+    </w:p>
+    <w:p/>
     <w:p>
       <w:r>
         <w:t>6</w:t>
@@ -1261,15 +1857,152 @@
     </w:p>
     <w:p>
       <w:r>
+        <w:t>Ответ</w:t>
+      </w:r>
+      <w:r>
+        <w:t>:</w:t>
+      </w:r>
+    </w:p>
+    <w:p>
+      <w:r>
+        <w:lastRenderedPageBreak/>
+        <w:t xml:space="preserve">В лекционном материале </w:t>
+      </w:r>
+      <w:r>
+        <w:t xml:space="preserve">№7 на страницах 10-11 показаны поля для запроса и ответа протокола </w:t>
+      </w:r>
+      <w:r>
+        <w:rPr>
+          <w:lang w:val="en-US"/>
+        </w:rPr>
+        <w:t>ARP</w:t>
+      </w:r>
+      <w:r>
+        <w:t xml:space="preserve">, в нём содержатся </w:t>
+      </w:r>
+      <w:r>
+        <w:rPr>
+          <w:lang w:val="en-US"/>
+        </w:rPr>
+        <w:t>IP</w:t>
+      </w:r>
+      <w:r>
+        <w:t>-</w:t>
+      </w:r>
+      <w:r>
+        <w:t>адрес отправителя</w:t>
+      </w:r>
+      <w:r>
+        <w:t>/</w:t>
+      </w:r>
+      <w:r>
+        <w:t xml:space="preserve">необходимый и </w:t>
+      </w:r>
+      <w:r>
+        <w:rPr>
+          <w:lang w:val="en-US"/>
+        </w:rPr>
+        <w:t>Ethernet</w:t>
+      </w:r>
+      <w:r>
+        <w:t>-</w:t>
+      </w:r>
+      <w:r>
+        <w:t>адрес отправителя</w:t>
+      </w:r>
+      <w:r>
+        <w:t>/</w:t>
+      </w:r>
+      <w:r>
+        <w:t>искомый</w:t>
+      </w:r>
+      <w:r>
+        <w:t>.</w:t>
+      </w:r>
+    </w:p>
+    <w:p/>
+    <w:p>
+      <w:r>
         <w:t>7</w:t>
       </w:r>
       <w:r>
         <w:t>.</w:t>
       </w:r>
       <w:r>
-        <w:t xml:space="preserve"> Какую функцию регламентирует протокол RARP? </w:t>
-      </w:r>
-    </w:p>
+        <w:t xml:space="preserve"> Какую функцию регламентирует протокол RARP?</w:t>
+      </w:r>
+    </w:p>
+    <w:p>
+      <w:r>
+        <w:t>Ответ</w:t>
+      </w:r>
+      <w:r>
+        <w:t>:</w:t>
+      </w:r>
+    </w:p>
+    <w:p>
+      <w:r>
+        <w:t xml:space="preserve">Протокол </w:t>
+      </w:r>
+      <w:r>
+        <w:rPr>
+          <w:lang w:val="en-US"/>
+        </w:rPr>
+        <w:t>RARP</w:t>
+      </w:r>
+      <w:r>
+        <w:t xml:space="preserve"> </w:t>
+      </w:r>
+      <w:r>
+        <w:t xml:space="preserve">регламентирует функцию обратного </w:t>
+      </w:r>
+      <w:r>
+        <w:rPr>
+          <w:lang w:val="en-US"/>
+        </w:rPr>
+        <w:t>ARP</w:t>
+      </w:r>
+      <w:r>
+        <w:t xml:space="preserve">, т.е. функции поиска </w:t>
+      </w:r>
+      <w:r>
+        <w:rPr>
+          <w:lang w:val="en-US"/>
+        </w:rPr>
+        <w:t>IP</w:t>
+      </w:r>
+      <w:r>
+        <w:t>-</w:t>
+      </w:r>
+      <w:r>
+        <w:t>адреса через</w:t>
+      </w:r>
+      <w:r>
+        <w:t xml:space="preserve"> </w:t>
+      </w:r>
+      <w:r>
+        <w:rPr>
+          <w:lang w:val="en-US"/>
+        </w:rPr>
+        <w:t>MAC</w:t>
+      </w:r>
+      <w:r>
+        <w:t>/</w:t>
+      </w:r>
+      <w:r>
+        <w:rPr>
+          <w:lang w:val="en-US"/>
+        </w:rPr>
+        <w:t>Ethernet</w:t>
+      </w:r>
+      <w:r>
+        <w:t>-</w:t>
+      </w:r>
+      <w:r>
+        <w:t>адреса.</w:t>
+      </w:r>
+    </w:p>
+    <w:p/>
     <w:p>
       <w:r>
         <w:t>8</w:t>
@@ -1278,9 +2011,91 @@
         <w:t>.</w:t>
       </w:r>
       <w:r>
-        <w:t xml:space="preserve"> С какой целью разработан протокол ICMP и какие функции он реализует? </w:t>
-      </w:r>
-    </w:p>
+        <w:t xml:space="preserve"> С какой целью разработан протокол ICMP и какие функции он реализует?</w:t>
+      </w:r>
+    </w:p>
+    <w:p>
+      <w:r>
+        <w:t>Ответ</w:t>
+      </w:r>
+      <w:r>
+        <w:t>:</w:t>
+      </w:r>
+    </w:p>
+    <w:p>
+      <w:r>
+        <w:t xml:space="preserve">Протокол </w:t>
+      </w:r>
+      <w:r>
+        <w:rPr>
+          <w:lang w:val="en-US"/>
+        </w:rPr>
+        <w:t>ICMP</w:t>
+      </w:r>
+      <w:r>
+        <w:t xml:space="preserve"> </w:t>
+      </w:r>
+      <w:r>
+        <w:t>разработан с одной целью - уведомлять об ошибках и аномальных ситуация</w:t>
+      </w:r>
+      <w:r>
+        <w:t>х.</w:t>
+      </w:r>
+    </w:p>
+    <w:p>
+      <w:r>
+        <w:t xml:space="preserve">ICMP выполняет следующие функции: </w:t>
+      </w:r>
+    </w:p>
+    <w:p>
+      <w:r>
+        <w:sym w:font="Symbol" w:char="F0B7"/>
+      </w:r>
+      <w:r>
+        <w:t xml:space="preserve"> передает отклик на пакет или эхо на отклик; </w:t>
+      </w:r>
+    </w:p>
+    <w:p>
+      <w:r>
+        <w:sym w:font="Symbol" w:char="F0B7"/>
+      </w:r>
+      <w:r>
+        <w:t xml:space="preserve"> контролирует время жизни дейтаграмм в системе; </w:t>
+      </w:r>
+    </w:p>
+    <w:p>
+      <w:r>
+        <w:sym w:font="Symbol" w:char="F0B7"/>
+      </w:r>
+      <w:r>
+        <w:t xml:space="preserve"> реализует переадресацию пакета; </w:t>
+      </w:r>
+    </w:p>
+    <w:p>
+      <w:r>
+        <w:sym w:font="Symbol" w:char="F0B7"/>
+      </w:r>
+      <w:r>
+        <w:t xml:space="preserve"> выдает сообщения о недостижимости адресата или о некорректности параметров; </w:t>
+      </w:r>
+    </w:p>
+    <w:p>
+      <w:r>
+        <w:sym w:font="Symbol" w:char="F0B7"/>
+      </w:r>
+      <w:r>
+        <w:t xml:space="preserve"> формирует и пересылает временные метки; </w:t>
+      </w:r>
+    </w:p>
+    <w:p>
+      <w:r>
+        <w:sym w:font="Symbol" w:char="F0B7"/>
+      </w:r>
+      <w:r>
+        <w:t xml:space="preserve"> выдает запросы и отклики для адресных масок и другой информации.</w:t>
+      </w:r>
+    </w:p>
+    <w:p/>
     <w:p>
       <w:r>
         <w:t>9</w:t>
@@ -1289,9 +2104,31 @@
         <w:t>.</w:t>
       </w:r>
       <w:r>
-        <w:t xml:space="preserve"> Расскажите о формате протокола ICMP и назначении полей пакета. </w:t>
-      </w:r>
-    </w:p>
+        <w:t xml:space="preserve"> Расскажите о формате протокола ICMP и назначении полей пакета.</w:t>
+      </w:r>
+    </w:p>
+    <w:p>
+      <w:r>
+        <w:t>Ответ</w:t>
+      </w:r>
+      <w:r>
+        <w:t>:</w:t>
+      </w:r>
+    </w:p>
+    <w:p>
+      <w:r>
+        <w:t xml:space="preserve">Сообщение ICMP состоит из заголовка и собственно </w:t>
+      </w:r>
+      <w:proofErr w:type="spellStart"/>
+      <w:r>
+        <w:t>информационноуправляющего</w:t>
+      </w:r>
+      <w:proofErr w:type="spellEnd"/>
+      <w:r>
+        <w:t xml:space="preserve"> сообщения. Заголовок ICMP включает 8 байт, но только первые 4 байта одинаковы для всех сообщений, остальные поля заголовка и тела сообщения определяются типом сообщения. Первые 4 байта содержат три поля: тип сообщения (8 битов); код сообщения (8 битов) и контрольная сумма (16 битов). Поле контрольной суммы охватывает ICMP-сообщение целиком.</w:t>
+      </w:r>
+    </w:p>
+    <w:p/>
     <w:p>
       <w:r>
         <w:t>10</w:t>
@@ -1305,6 +2142,42 @@
     </w:p>
     <w:p>
       <w:r>
+        <w:t>Ответ</w:t>
+      </w:r>
+      <w:r>
+        <w:t>:</w:t>
+      </w:r>
+    </w:p>
+    <w:p>
+      <w:r>
+        <w:lastRenderedPageBreak/>
+        <w:t>Сообщения ICMP можно условно разделить на парные и непарные. Парные сообщения состоят из двух компонентов – запрос (</w:t>
+      </w:r>
+      <w:proofErr w:type="spellStart"/>
+      <w:r>
+        <w:t>Request</w:t>
+      </w:r>
+      <w:proofErr w:type="spellEnd"/>
+      <w:r>
+        <w:t>) и ответ (</w:t>
+      </w:r>
+      <w:proofErr w:type="spellStart"/>
+      <w:r>
+        <w:t>Reply</w:t>
+      </w:r>
+      <w:proofErr w:type="spellEnd"/>
+      <w:r>
+        <w:t xml:space="preserve">). Сообщение типа "Ответ" высылается станцией назначения только в ответ на полученное от источника сообщение типа "Запрос". К сообщениям такого типа относятся "Эхо запрос/ответ". </w:t>
+      </w:r>
+    </w:p>
+    <w:p>
+      <w:r>
+        <w:t>Непарные сообщения формируются асинхронно при возникновении какой-либо проблемы при передаче дейтаграммы, и передаются в адрес источника данной дейтаграммы. К сообщениям подобного типа относятся сообщения "Место назначения недоступно" и "Подавление источника" и др. Код сообщения детализирует параметры конкретных управляющих сообщений.</w:t>
+      </w:r>
+    </w:p>
+    <w:p/>
+    <w:p>
+      <w:r>
         <w:t>11</w:t>
       </w:r>
       <w:r>
@@ -1324,17 +2197,476 @@
     </w:p>
     <w:p>
       <w:r>
+        <w:t>Ответ</w:t>
+      </w:r>
+      <w:r>
+        <w:t>:</w:t>
+      </w:r>
+    </w:p>
+    <w:p>
+      <w:r>
+        <w:t xml:space="preserve">В программе </w:t>
+      </w:r>
+      <w:r>
+        <w:rPr>
+          <w:lang w:val="en-US"/>
+        </w:rPr>
+        <w:t>ping</w:t>
+      </w:r>
+      <w:r>
+        <w:t xml:space="preserve"> </w:t>
+      </w:r>
+      <w:r>
+        <w:t xml:space="preserve">используется 2 типа </w:t>
+      </w:r>
+      <w:r>
+        <w:rPr>
+          <w:lang w:val="en-US"/>
+        </w:rPr>
+        <w:t>ICMP</w:t>
+      </w:r>
+      <w:r>
+        <w:t xml:space="preserve"> </w:t>
+      </w:r>
+      <w:r>
+        <w:t xml:space="preserve">сообщений </w:t>
+      </w:r>
+      <w:r>
+        <w:rPr>
+          <w:lang w:val="en-US"/>
+        </w:rPr>
+        <w:t>Echo</w:t>
+      </w:r>
+      <w:r>
+        <w:t xml:space="preserve"> </w:t>
+      </w:r>
+      <w:r>
+        <w:rPr>
+          <w:lang w:val="en-US"/>
+        </w:rPr>
+        <w:t>Reply</w:t>
+      </w:r>
+      <w:r>
+        <w:t xml:space="preserve"> </w:t>
+      </w:r>
+      <w:r>
+        <w:t xml:space="preserve">и </w:t>
+      </w:r>
+      <w:r>
+        <w:rPr>
+          <w:lang w:val="en-US"/>
+        </w:rPr>
+        <w:t>Echo</w:t>
+      </w:r>
+      <w:r>
+        <w:t xml:space="preserve"> </w:t>
+      </w:r>
+      <w:r>
+        <w:rPr>
+          <w:lang w:val="en-US"/>
+        </w:rPr>
+        <w:t>Request</w:t>
+      </w:r>
+      <w:r>
+        <w:t>.</w:t>
+      </w:r>
+    </w:p>
+    <w:p/>
+    <w:p>
+      <w:r>
         <w:t>12</w:t>
       </w:r>
       <w:r>
         <w:t>.</w:t>
       </w:r>
       <w:r>
-        <w:t xml:space="preserve"> Приведите примеры нескольких типов ICMP-сообщений. </w:t>
-      </w:r>
-    </w:p>
-    <w:p>
-      <w:r>
+        <w:t xml:space="preserve"> Приведите примеры нескольких типов ICMP-сообщений.</w:t>
+      </w:r>
+    </w:p>
+    <w:p>
+      <w:r>
+        <w:t>Ответ</w:t>
+      </w:r>
+      <w:r>
+        <w:t>:</w:t>
+      </w:r>
+    </w:p>
+    <w:p>
+      <w:r>
+        <w:t>Эхо-отклик (</w:t>
+      </w:r>
+      <w:proofErr w:type="spellStart"/>
+      <w:r>
+        <w:t>Echo</w:t>
+      </w:r>
+      <w:proofErr w:type="spellEnd"/>
+      <w:r>
+        <w:t xml:space="preserve"> </w:t>
+      </w:r>
+      <w:proofErr w:type="spellStart"/>
+      <w:r>
+        <w:t>Reply</w:t>
+      </w:r>
+      <w:proofErr w:type="spellEnd"/>
+      <w:r>
+        <w:t>)</w:t>
+      </w:r>
+      <w:r>
+        <w:t xml:space="preserve">; </w:t>
+      </w:r>
+    </w:p>
+    <w:p>
+      <w:r>
+        <w:t>Место назначения не достижимо (</w:t>
+      </w:r>
+      <w:proofErr w:type="spellStart"/>
+      <w:r>
+        <w:t>Destination</w:t>
+      </w:r>
+      <w:proofErr w:type="spellEnd"/>
+      <w:r>
+        <w:t xml:space="preserve"> </w:t>
+      </w:r>
+      <w:proofErr w:type="spellStart"/>
+      <w:r>
+        <w:t>Unreachable</w:t>
+      </w:r>
+      <w:proofErr w:type="spellEnd"/>
+      <w:r>
+        <w:t>)</w:t>
+      </w:r>
+      <w:r>
+        <w:t xml:space="preserve">; </w:t>
+      </w:r>
+    </w:p>
+    <w:p>
+      <w:r>
+        <w:t xml:space="preserve">Подавление источника (Source </w:t>
+      </w:r>
+      <w:proofErr w:type="spellStart"/>
+      <w:r>
+        <w:t>Quench</w:t>
+      </w:r>
+      <w:proofErr w:type="spellEnd"/>
+      <w:r>
+        <w:t>)</w:t>
+      </w:r>
+      <w:r>
+        <w:t>;</w:t>
+      </w:r>
+      <w:r>
+        <w:t xml:space="preserve"> </w:t>
+      </w:r>
+    </w:p>
+    <w:p>
+      <w:r>
+        <w:t>Перенаправление (</w:t>
+      </w:r>
+      <w:proofErr w:type="spellStart"/>
+      <w:r>
+        <w:t>Redirect</w:t>
+      </w:r>
+      <w:proofErr w:type="spellEnd"/>
+      <w:r>
+        <w:t>)</w:t>
+      </w:r>
+      <w:r>
+        <w:t>;</w:t>
+      </w:r>
+      <w:r>
+        <w:t xml:space="preserve"> </w:t>
+      </w:r>
+    </w:p>
+    <w:p>
+      <w:r>
+        <w:t>Эхо-запрос (</w:t>
+      </w:r>
+      <w:proofErr w:type="spellStart"/>
+      <w:r>
+        <w:t>Echo</w:t>
+      </w:r>
+      <w:proofErr w:type="spellEnd"/>
+      <w:r>
+        <w:t xml:space="preserve"> </w:t>
+      </w:r>
+      <w:proofErr w:type="spellStart"/>
+      <w:r>
+        <w:t>Request</w:t>
+      </w:r>
+      <w:proofErr w:type="spellEnd"/>
+      <w:r>
+        <w:t>)</w:t>
+      </w:r>
+      <w:r>
+        <w:t>;</w:t>
+      </w:r>
+      <w:r>
+        <w:t xml:space="preserve"> </w:t>
+      </w:r>
+    </w:p>
+    <w:p>
+      <w:r>
+        <w:t>Объявление маршрутизатора (</w:t>
+      </w:r>
+      <w:proofErr w:type="spellStart"/>
+      <w:r>
+        <w:t>Router</w:t>
+      </w:r>
+      <w:proofErr w:type="spellEnd"/>
+      <w:r>
+        <w:t xml:space="preserve"> </w:t>
+      </w:r>
+      <w:proofErr w:type="spellStart"/>
+      <w:r>
+        <w:t>Advertisement</w:t>
+      </w:r>
+      <w:proofErr w:type="spellEnd"/>
+      <w:r>
+        <w:t>)</w:t>
+      </w:r>
+      <w:r>
+        <w:t>;</w:t>
+      </w:r>
+      <w:r>
+        <w:t xml:space="preserve"> </w:t>
+      </w:r>
+    </w:p>
+    <w:p>
+      <w:r>
+        <w:t>Запрос к маршрутизатору (</w:t>
+      </w:r>
+      <w:proofErr w:type="spellStart"/>
+      <w:r>
+        <w:t>Router</w:t>
+      </w:r>
+      <w:proofErr w:type="spellEnd"/>
+      <w:r>
+        <w:t xml:space="preserve"> </w:t>
+      </w:r>
+      <w:proofErr w:type="spellStart"/>
+      <w:r>
+        <w:t>Solicitation</w:t>
+      </w:r>
+      <w:proofErr w:type="spellEnd"/>
+      <w:r>
+        <w:t>)</w:t>
+      </w:r>
+      <w:r>
+        <w:t>;</w:t>
+      </w:r>
+      <w:r>
+        <w:t xml:space="preserve"> </w:t>
+      </w:r>
+    </w:p>
+    <w:p>
+      <w:r>
+        <w:t xml:space="preserve">Время истекло (Time </w:t>
+      </w:r>
+      <w:proofErr w:type="spellStart"/>
+      <w:r>
+        <w:t>Exceeded</w:t>
+      </w:r>
+      <w:proofErr w:type="spellEnd"/>
+      <w:r>
+        <w:t>)</w:t>
+      </w:r>
+      <w:r>
+        <w:t>;</w:t>
+      </w:r>
+      <w:r>
+        <w:t xml:space="preserve"> </w:t>
+      </w:r>
+    </w:p>
+    <w:p>
+      <w:r>
+        <w:t>Проблемы с параметрами (</w:t>
+      </w:r>
+      <w:proofErr w:type="spellStart"/>
+      <w:r>
+        <w:t>Parameter</w:t>
+      </w:r>
+      <w:proofErr w:type="spellEnd"/>
+      <w:r>
+        <w:t xml:space="preserve"> </w:t>
+      </w:r>
+      <w:proofErr w:type="spellStart"/>
+      <w:r>
+        <w:t>Problem</w:t>
+      </w:r>
+      <w:proofErr w:type="spellEnd"/>
+      <w:r>
+        <w:t>)</w:t>
+      </w:r>
+      <w:r>
+        <w:t>;</w:t>
+      </w:r>
+      <w:r>
+        <w:t xml:space="preserve"> </w:t>
+      </w:r>
+    </w:p>
+    <w:p>
+      <w:r>
+        <w:t>Запрос временной метки (</w:t>
+      </w:r>
+      <w:proofErr w:type="spellStart"/>
+      <w:r>
+        <w:t>Timestamp</w:t>
+      </w:r>
+      <w:proofErr w:type="spellEnd"/>
+      <w:r>
+        <w:t xml:space="preserve"> </w:t>
+      </w:r>
+      <w:proofErr w:type="spellStart"/>
+      <w:r>
+        <w:t>Request</w:t>
+      </w:r>
+      <w:proofErr w:type="spellEnd"/>
+      <w:r>
+        <w:t>)</w:t>
+      </w:r>
+      <w:r>
+        <w:t>;</w:t>
+      </w:r>
+      <w:r>
+        <w:t xml:space="preserve"> </w:t>
+      </w:r>
+    </w:p>
+    <w:p>
+      <w:r>
+        <w:t>Отклик с временной меткой (</w:t>
+      </w:r>
+      <w:proofErr w:type="spellStart"/>
+      <w:r>
+        <w:t>Timestamp</w:t>
+      </w:r>
+      <w:proofErr w:type="spellEnd"/>
+      <w:r>
+        <w:t xml:space="preserve"> </w:t>
+      </w:r>
+      <w:proofErr w:type="spellStart"/>
+      <w:r>
+        <w:t>Reply</w:t>
+      </w:r>
+      <w:proofErr w:type="spellEnd"/>
+      <w:r>
+        <w:t>)</w:t>
+      </w:r>
+      <w:r>
+        <w:t>;</w:t>
+      </w:r>
+      <w:r>
+        <w:t xml:space="preserve"> </w:t>
+      </w:r>
+    </w:p>
+    <w:p>
+      <w:r>
+        <w:t xml:space="preserve">Информационный запрос (Information </w:t>
+      </w:r>
+      <w:proofErr w:type="spellStart"/>
+      <w:r>
+        <w:t>Request</w:t>
+      </w:r>
+      <w:proofErr w:type="spellEnd"/>
+      <w:r>
+        <w:t>)</w:t>
+      </w:r>
+      <w:r>
+        <w:t>;</w:t>
+      </w:r>
+    </w:p>
+    <w:p>
+      <w:r>
+        <w:t xml:space="preserve">Информационный отклик (Information </w:t>
+      </w:r>
+      <w:proofErr w:type="spellStart"/>
+      <w:r>
+        <w:t>Reply</w:t>
+      </w:r>
+      <w:proofErr w:type="spellEnd"/>
+      <w:r>
+        <w:t>)</w:t>
+      </w:r>
+      <w:r>
+        <w:t>;</w:t>
+      </w:r>
+      <w:r>
+        <w:t xml:space="preserve"> </w:t>
+      </w:r>
+    </w:p>
+    <w:p>
+      <w:pPr>
+        <w:rPr>
+          <w:lang w:val="en-US"/>
+        </w:rPr>
+      </w:pPr>
+      <w:r>
+        <w:t>Запрос</w:t>
+      </w:r>
+      <w:r>
+        <w:rPr>
+          <w:lang w:val="en-US"/>
+        </w:rPr>
+        <w:t xml:space="preserve"> </w:t>
+      </w:r>
+      <w:r>
+        <w:t>маски</w:t>
+      </w:r>
+      <w:r>
+        <w:rPr>
+          <w:lang w:val="en-US"/>
+        </w:rPr>
+        <w:t xml:space="preserve"> </w:t>
+      </w:r>
+      <w:r>
+        <w:t>адреса</w:t>
+      </w:r>
+      <w:r>
+        <w:rPr>
+          <w:lang w:val="en-US"/>
+        </w:rPr>
+        <w:t xml:space="preserve"> (Address Mask Request)</w:t>
+      </w:r>
+      <w:r>
+        <w:rPr>
+          <w:lang w:val="en-US"/>
+        </w:rPr>
+        <w:t>;</w:t>
+      </w:r>
+      <w:r>
+        <w:rPr>
+          <w:lang w:val="en-US"/>
+        </w:rPr>
+        <w:t xml:space="preserve"> </w:t>
+      </w:r>
+    </w:p>
+    <w:p>
+      <w:r>
+        <w:t xml:space="preserve">Ответ с маской адреса (Address </w:t>
+      </w:r>
+      <w:proofErr w:type="spellStart"/>
+      <w:r>
+        <w:t>Mask</w:t>
+      </w:r>
+      <w:proofErr w:type="spellEnd"/>
+      <w:r>
+        <w:t xml:space="preserve"> </w:t>
+      </w:r>
+      <w:proofErr w:type="spellStart"/>
+      <w:r>
+        <w:t>Reply</w:t>
+      </w:r>
+      <w:proofErr w:type="spellEnd"/>
+      <w:r>
+        <w:t>)</w:t>
+      </w:r>
+      <w:r>
+        <w:t>;</w:t>
+      </w:r>
+    </w:p>
+    <w:p/>
+    <w:p>
+      <w:r>
+        <w:lastRenderedPageBreak/>
         <w:t>13</w:t>
       </w:r>
       <w:r>
@@ -1346,6 +2678,15 @@
     </w:p>
     <w:p>
       <w:r>
+        <w:t>Ответ</w:t>
+      </w:r>
+      <w:r>
+        <w:t>:</w:t>
+      </w:r>
+    </w:p>
+    <w:p/>
+    <w:p>
+      <w:r>
         <w:t>14</w:t>
       </w:r>
       <w:r>
@@ -1355,6 +2696,8 @@
         <w:t xml:space="preserve"> Какие исследования и как их можно выполнить в режиме симуляции? </w:t>
       </w:r>
     </w:p>
+    <w:p/>
+    <w:p/>
     <w:p>
       <w:r>
         <w:t>15</w:t>
@@ -1366,6 +2709,16 @@
         <w:t xml:space="preserve"> За счет чего сеть можно разделить на подсети и чем они отличаются между собой? </w:t>
       </w:r>
     </w:p>
+    <w:p>
+      <w:r>
+        <w:t>Ответ</w:t>
+      </w:r>
+      <w:r>
+        <w:t>:</w:t>
+      </w:r>
+    </w:p>
+    <w:p/>
+    <w:p/>
     <w:p>
       <w:r>
         <w:t>16</w:t>
@@ -1388,7 +2741,7 @@
 </file>
 
 <file path=word/styles.xml><?xml version="1.0" encoding="utf-8"?>
-<w:styles xmlns:mc="http://schemas.openxmlformats.org/markup-compatibility/2006" xmlns:r="http://schemas.openxmlformats.org/officeDocument/2006/relationships" xmlns:w="http://schemas.openxmlformats.org/wordprocessingml/2006/main" xmlns:w14="http://schemas.microsoft.com/office/word/2010/wordml" xmlns:w15="http://schemas.microsoft.com/office/word/2012/wordml" xmlns:w16cex="http://schemas.microsoft.com/office/word/2018/wordml/cex" xmlns:w16cid="http://schemas.microsoft.com/office/word/2016/wordml/cid" xmlns:w16="http://schemas.microsoft.com/office/word/2018/wordml" xmlns:w16du="http://schemas.microsoft.com/office/word/2023/wordml/word16du" xmlns:w16sdtdh="http://schemas.microsoft.com/office/word/2020/wordml/sdtdatahash" xmlns:w16sdtfl="http://schemas.microsoft.com/office/word/2024/wordml/sdtformatlock" xmlns:w16se="http://schemas.microsoft.com/office/word/2015/wordml/symex" mc:Ignorable="w14 w15 w16se w16cid w16 w16cex w16sdtdh w16sdtfl w16du">
+<w:styles xmlns:mc="http://schemas.openxmlformats.org/markup-compatibility/2006" xmlns:r="http://schemas.openxmlformats.org/officeDocument/2006/relationships" xmlns:w="http://schemas.openxmlformats.org/wordprocessingml/2006/main" xmlns:w14="http://schemas.microsoft.com/office/word/2010/wordml" xmlns:w15="http://schemas.microsoft.com/office/word/2012/wordml" xmlns:w16cex="http://schemas.microsoft.com/office/word/2018/wordml/cex" xmlns:w16cid="http://schemas.microsoft.com/office/word/2016/wordml/cid" xmlns:w16="http://schemas.microsoft.com/office/word/2018/wordml" xmlns:w16sdtdh="http://schemas.microsoft.com/office/word/2020/wordml/sdtdatahash" xmlns:w16se="http://schemas.microsoft.com/office/word/2015/wordml/symex" mc:Ignorable="w14 w15 w16se w16cid w16 w16cex w16sdtdh">
   <w:docDefaults>
     <w:rPrDefault>
       <w:rPr>
@@ -1997,6 +3350,7 @@
   <w:style w:type="character" w:default="1" w:styleId="a0">
     <w:name w:val="Default Paragraph Font"/>
     <w:uiPriority w:val="1"/>
+    <w:semiHidden/>
     <w:unhideWhenUsed/>
   </w:style>
   <w:style w:type="table" w:default="1" w:styleId="a1">
